--- a/lb1/Pimakhin_Roman_lb1.docx
+++ b/lb1/Pimakhin_Roman_lb1.docx
@@ -436,37 +436,7 @@
               <w:rPr>
                 <w:szCs w:val="28"/>
               </w:rPr>
-              <w:t>Пимахин</w:t>
-            </w:r>
-            <w:r>
-              <w:rPr>
-                <w:szCs w:val="28"/>
-              </w:rPr>
-              <w:t xml:space="preserve"> </w:t>
-            </w:r>
-            <w:r>
-              <w:rPr>
-                <w:szCs w:val="28"/>
-              </w:rPr>
-              <w:t>Р</w:t>
-            </w:r>
-            <w:r>
-              <w:rPr>
-                <w:szCs w:val="28"/>
-              </w:rPr>
-              <w:t>.</w:t>
-            </w:r>
-            <w:r>
-              <w:rPr>
-                <w:szCs w:val="28"/>
-              </w:rPr>
-              <w:t>А</w:t>
-            </w:r>
-            <w:r>
-              <w:rPr>
-                <w:szCs w:val="28"/>
-              </w:rPr>
-              <w:t>.</w:t>
+              <w:t>Пимахин Р.А.</w:t>
             </w:r>
           </w:p>
         </w:tc>
@@ -910,6 +880,7 @@
       <w:r>
         <w:rPr>
           <w:rFonts w:ascii="Times New Roman" w:hAnsi="Times New Roman" w:cs="Times New Roman"/>
+          <w:noProof/>
           <w:sz w:val="28"/>
           <w:szCs w:val="28"/>
           <w:lang w:val="ru-RU"/>
@@ -1120,18 +1091,7 @@
           <w:szCs w:val="28"/>
           <w:lang w:val="ru-RU"/>
         </w:rPr>
-        <w:t>В</w:t>
-      </w:r>
-      <w:r>
-        <w:rPr>
-          <w:rFonts w:ascii="Times New Roman" w:hAnsi="Times New Roman" w:cs="Times New Roman"/>
-          <w:b/>
-          <w:bCs/>
-          <w:sz w:val="28"/>
-          <w:szCs w:val="28"/>
-          <w:lang w:val="ru-RU"/>
-        </w:rPr>
-        <w:t>ыходные данные</w:t>
+        <w:t>Выходные данные</w:t>
       </w:r>
     </w:p>
     <w:p>
@@ -1143,6 +1103,7 @@
           <w:rFonts w:ascii="Times New Roman" w:hAnsi="Times New Roman" w:cs="Times New Roman"/>
           <w:sz w:val="28"/>
           <w:szCs w:val="28"/>
+          <w:lang w:val="ru-RU"/>
         </w:rPr>
       </w:pPr>
       <w:r>
@@ -1730,6 +1691,7 @@
           <w:bCs/>
           <w:sz w:val="28"/>
           <w:szCs w:val="28"/>
+          <w:lang w:val="ru-RU"/>
         </w:rPr>
       </w:pPr>
       <w:r>
@@ -2235,15 +2197,13 @@
           <w:rFonts w:ascii="Times New Roman" w:hAnsi="Times New Roman" w:cs="Times New Roman"/>
           <w:sz w:val="28"/>
           <w:szCs w:val="28"/>
-          <w:lang w:val="ru-RU"/>
-        </w:rPr>
-      </w:pPr>
-      <w:r>
-        <w:rPr>
-          <w:rFonts w:ascii="Times New Roman" w:hAnsi="Times New Roman" w:cs="Times New Roman"/>
-          <w:sz w:val="28"/>
-          <w:szCs w:val="28"/>
-          <w:lang w:val="ru-RU"/>
+        </w:rPr>
+      </w:pPr>
+      <w:r>
+        <w:rPr>
+          <w:rFonts w:ascii="Times New Roman" w:hAnsi="Times New Roman" w:cs="Times New Roman"/>
+          <w:sz w:val="28"/>
+          <w:szCs w:val="28"/>
         </w:rPr>
         <w:t>void backtracking(int squares_count)</w:t>
       </w:r>
@@ -2422,7 +2382,25 @@
           <w:szCs w:val="28"/>
           <w:lang w:val="ru-RU"/>
         </w:rPr>
-        <w:t xml:space="preserve">1. Проверяется условие отсечения: если текущее количество квадратов не меньше уже найденного лучшего решения, </w:t>
+        <w:t>1. Проверяется условие отсечения: если текущее количество квадратов</w:t>
+      </w:r>
+      <w:r>
+        <w:rPr>
+          <w:rFonts w:ascii="Times New Roman" w:hAnsi="Times New Roman" w:cs="Times New Roman"/>
+          <w:sz w:val="28"/>
+          <w:szCs w:val="28"/>
+          <w:lang w:val="ru-RU"/>
+        </w:rPr>
+        <w:t xml:space="preserve"> больше </w:t>
+      </w:r>
+      <w:r>
+        <w:rPr>
+          <w:rFonts w:ascii="Times New Roman" w:hAnsi="Times New Roman" w:cs="Times New Roman"/>
+          <w:sz w:val="28"/>
+          <w:szCs w:val="28"/>
+          <w:lang w:val="ru-RU"/>
+        </w:rPr>
+        <w:t xml:space="preserve">уже найденного лучшего решения, </w:t>
       </w:r>
       <w:r>
         <w:rPr>
@@ -2626,7 +2604,61 @@
           <w:szCs w:val="28"/>
           <w:lang w:val="ru-RU"/>
         </w:rPr>
-        <w:t>В худшем случае алгоритм перебирает все возможные варианты разбиения поля на квадраты. Количество</w:t>
+        <w:lastRenderedPageBreak/>
+        <w:t>В общем случае временная сложность имеет оценку:</w:t>
+      </w:r>
+      <w:r>
+        <w:rPr>
+          <w:rFonts w:ascii="Times New Roman" w:hAnsi="Times New Roman" w:cs="Times New Roman"/>
+          <w:sz w:val="28"/>
+          <w:szCs w:val="28"/>
+          <w:lang w:val="ru-RU"/>
+        </w:rPr>
+        <w:br/>
+        <w:t>O(</w:t>
+      </w:r>
+      <w:r>
+        <w:rPr>
+          <w:rFonts w:ascii="Times New Roman" w:hAnsi="Times New Roman" w:cs="Times New Roman"/>
+          <w:sz w:val="28"/>
+          <w:szCs w:val="28"/>
+        </w:rPr>
+        <w:t>n</w:t>
+      </w:r>
+      <w:r>
+        <w:rPr>
+          <w:rFonts w:ascii="Times New Roman" w:hAnsi="Times New Roman" w:cs="Times New Roman"/>
+          <w:sz w:val="28"/>
+          <w:szCs w:val="28"/>
+          <w:lang w:val="ru-RU"/>
+        </w:rPr>
+        <w:t>^(</w:t>
+      </w:r>
+      <w:r>
+        <w:rPr>
+          <w:rFonts w:ascii="Times New Roman" w:hAnsi="Times New Roman" w:cs="Times New Roman"/>
+          <w:sz w:val="28"/>
+          <w:szCs w:val="28"/>
+        </w:rPr>
+        <w:t>N</w:t>
+      </w:r>
+      <w:r>
+        <w:rPr>
+          <w:rFonts w:ascii="Times New Roman" w:hAnsi="Times New Roman" w:cs="Times New Roman"/>
+          <w:sz w:val="28"/>
+          <w:szCs w:val="28"/>
+          <w:lang w:val="ru-RU"/>
+        </w:rPr>
+        <w:t>^2)</w:t>
+      </w:r>
+      <w:r>
+        <w:rPr>
+          <w:rFonts w:ascii="Times New Roman" w:hAnsi="Times New Roman" w:cs="Times New Roman"/>
+          <w:sz w:val="28"/>
+          <w:szCs w:val="28"/>
+          <w:lang w:val="ru-RU"/>
+        </w:rPr>
+        <w:t>),</w:t>
       </w:r>
       <w:r>
         <w:rPr>
@@ -2644,7 +2676,7 @@
           <w:szCs w:val="28"/>
           <w:lang w:val="ru-RU"/>
         </w:rPr>
-        <w:t>вариантов</w:t>
+        <w:t>где</w:t>
       </w:r>
       <w:r>
         <w:rPr>
@@ -2660,9 +2692,8 @@
           <w:rFonts w:ascii="Times New Roman" w:hAnsi="Times New Roman" w:cs="Times New Roman"/>
           <w:sz w:val="28"/>
           <w:szCs w:val="28"/>
-          <w:lang w:val="ru-RU"/>
-        </w:rPr>
-        <w:t>растет</w:t>
+        </w:rPr>
+        <w:t>N</w:t>
       </w:r>
       <w:r>
         <w:rPr>
@@ -2680,8 +2711,7 @@
           <w:szCs w:val="28"/>
           <w:lang w:val="ru-RU"/>
         </w:rPr>
-        <w:lastRenderedPageBreak/>
-        <w:t>экспоненциально, так как на каждом шаге выбирается один из возможных размеров квадрата.</w:t>
+        <w:t>-</w:t>
       </w:r>
       <w:r>
         <w:rPr>
@@ -2692,37 +2722,117 @@
         </w:rPr>
         <w:t xml:space="preserve"> </w:t>
       </w:r>
-    </w:p>
-    <w:p>
-      <w:pPr>
-        <w:spacing w:line="360" w:lineRule="auto"/>
-        <w:ind w:right="-425" w:firstLine="708"/>
-        <w:jc w:val="both"/>
-        <w:rPr>
-          <w:rFonts w:ascii="Times New Roman" w:hAnsi="Times New Roman" w:cs="Times New Roman"/>
-          <w:sz w:val="28"/>
-          <w:szCs w:val="28"/>
-          <w:lang w:val="ru-RU"/>
-        </w:rPr>
-      </w:pPr>
-      <w:r>
-        <w:rPr>
-          <w:rFonts w:ascii="Times New Roman" w:hAnsi="Times New Roman" w:cs="Times New Roman"/>
-          <w:sz w:val="28"/>
-          <w:szCs w:val="28"/>
-          <w:lang w:val="ru-RU"/>
-        </w:rPr>
-        <w:t>В общем случае временная сложность имеет оценку:</w:t>
-      </w:r>
-      <w:r>
-        <w:rPr>
-          <w:rFonts w:ascii="Times New Roman" w:hAnsi="Times New Roman" w:cs="Times New Roman"/>
-          <w:sz w:val="28"/>
-          <w:szCs w:val="28"/>
-          <w:lang w:val="ru-RU"/>
-        </w:rPr>
-        <w:br/>
-        <w:t>O(c^(M×N)),</w:t>
+      <w:r>
+        <w:rPr>
+          <w:rFonts w:ascii="Times New Roman" w:hAnsi="Times New Roman" w:cs="Times New Roman"/>
+          <w:sz w:val="28"/>
+          <w:szCs w:val="28"/>
+          <w:lang w:val="ru-RU"/>
+        </w:rPr>
+        <w:t>сторона поля</w:t>
+      </w:r>
+      <w:r>
+        <w:rPr>
+          <w:rFonts w:ascii="Times New Roman" w:hAnsi="Times New Roman" w:cs="Times New Roman"/>
+          <w:sz w:val="28"/>
+          <w:szCs w:val="28"/>
+          <w:lang w:val="ru-RU"/>
+        </w:rPr>
+        <w:t>.</w:t>
+      </w:r>
+      <w:r>
+        <w:rPr>
+          <w:rFonts w:ascii="Times New Roman" w:hAnsi="Times New Roman" w:cs="Times New Roman"/>
+          <w:sz w:val="28"/>
+          <w:szCs w:val="28"/>
+          <w:lang w:val="ru-RU"/>
+        </w:rPr>
+        <w:t xml:space="preserve"> Для прямоугольного поля сложность будет </w:t>
+      </w:r>
+      <w:r>
+        <w:rPr>
+          <w:rFonts w:ascii="Times New Roman" w:hAnsi="Times New Roman" w:cs="Times New Roman"/>
+          <w:sz w:val="28"/>
+          <w:szCs w:val="28"/>
+        </w:rPr>
+        <w:t>O</w:t>
+      </w:r>
+      <w:r>
+        <w:rPr>
+          <w:rFonts w:ascii="Times New Roman" w:hAnsi="Times New Roman" w:cs="Times New Roman"/>
+          <w:sz w:val="28"/>
+          <w:szCs w:val="28"/>
+          <w:lang w:val="ru-RU"/>
+        </w:rPr>
+        <w:t>(</w:t>
+      </w:r>
+      <w:r>
+        <w:rPr>
+          <w:rFonts w:ascii="Times New Roman" w:hAnsi="Times New Roman" w:cs="Times New Roman"/>
+          <w:sz w:val="28"/>
+          <w:szCs w:val="28"/>
+        </w:rPr>
+        <w:t>n</w:t>
+      </w:r>
+      <w:r>
+        <w:rPr>
+          <w:rFonts w:ascii="Times New Roman" w:hAnsi="Times New Roman" w:cs="Times New Roman"/>
+          <w:sz w:val="28"/>
+          <w:szCs w:val="28"/>
+          <w:lang w:val="ru-RU"/>
+        </w:rPr>
+        <w:t>^(</w:t>
+      </w:r>
+      <w:r>
+        <w:rPr>
+          <w:rFonts w:ascii="Times New Roman" w:hAnsi="Times New Roman" w:cs="Times New Roman"/>
+          <w:sz w:val="28"/>
+          <w:szCs w:val="28"/>
+        </w:rPr>
+        <w:t>M</w:t>
+      </w:r>
+      <w:r>
+        <w:rPr>
+          <w:rFonts w:ascii="Times New Roman" w:hAnsi="Times New Roman" w:cs="Times New Roman"/>
+          <w:sz w:val="28"/>
+          <w:szCs w:val="28"/>
+          <w:lang w:val="ru-RU"/>
+        </w:rPr>
+        <w:t>*</w:t>
+      </w:r>
+      <w:r>
+        <w:rPr>
+          <w:rFonts w:ascii="Times New Roman" w:hAnsi="Times New Roman" w:cs="Times New Roman"/>
+          <w:sz w:val="28"/>
+          <w:szCs w:val="28"/>
+        </w:rPr>
+        <w:t>N</w:t>
+      </w:r>
+      <w:r>
+        <w:rPr>
+          <w:rFonts w:ascii="Times New Roman" w:hAnsi="Times New Roman" w:cs="Times New Roman"/>
+          <w:sz w:val="28"/>
+          <w:szCs w:val="28"/>
+          <w:lang w:val="ru-RU"/>
+        </w:rPr>
+        <w:t xml:space="preserve">)), </w:t>
+      </w:r>
+      <w:r>
+        <w:rPr>
+          <w:rFonts w:ascii="Times New Roman" w:hAnsi="Times New Roman" w:cs="Times New Roman"/>
+          <w:sz w:val="28"/>
+          <w:szCs w:val="28"/>
+          <w:lang w:val="ru-RU"/>
+        </w:rPr>
+        <w:t xml:space="preserve">где </w:t>
+      </w:r>
+      <w:r>
+        <w:rPr>
+          <w:rFonts w:ascii="Times New Roman" w:hAnsi="Times New Roman" w:cs="Times New Roman"/>
+          <w:sz w:val="28"/>
+          <w:szCs w:val="28"/>
+        </w:rPr>
+        <w:t>M</w:t>
       </w:r>
       <w:r>
         <w:rPr>
@@ -2740,7 +2850,15 @@
           <w:szCs w:val="28"/>
           <w:lang w:val="ru-RU"/>
         </w:rPr>
-        <w:t>где:</w:t>
+        <w:t xml:space="preserve">и </w:t>
+      </w:r>
+      <w:r>
+        <w:rPr>
+          <w:rFonts w:ascii="Times New Roman" w:hAnsi="Times New Roman" w:cs="Times New Roman"/>
+          <w:sz w:val="28"/>
+          <w:szCs w:val="28"/>
+        </w:rPr>
+        <w:t>N</w:t>
       </w:r>
       <w:r>
         <w:rPr>
@@ -2750,6 +2868,33 @@
           <w:lang w:val="ru-RU"/>
         </w:rPr>
         <w:t xml:space="preserve"> </w:t>
+      </w:r>
+      <w:r>
+        <w:rPr>
+          <w:rFonts w:ascii="Times New Roman" w:hAnsi="Times New Roman" w:cs="Times New Roman"/>
+          <w:sz w:val="28"/>
+          <w:szCs w:val="28"/>
+          <w:lang w:val="ru-RU"/>
+        </w:rPr>
+        <w:t>–</w:t>
+      </w:r>
+      <w:r>
+        <w:rPr>
+          <w:rFonts w:ascii="Times New Roman" w:hAnsi="Times New Roman" w:cs="Times New Roman"/>
+          <w:sz w:val="28"/>
+          <w:szCs w:val="28"/>
+          <w:lang w:val="ru-RU"/>
+        </w:rPr>
+        <w:t xml:space="preserve"> </w:t>
+      </w:r>
+      <w:r>
+        <w:rPr>
+          <w:rFonts w:ascii="Times New Roman" w:hAnsi="Times New Roman" w:cs="Times New Roman"/>
+          <w:sz w:val="28"/>
+          <w:szCs w:val="28"/>
+          <w:lang w:val="ru-RU"/>
+        </w:rPr>
+        <w:t>стороны поля.</w:t>
       </w:r>
     </w:p>
     <w:p>
@@ -2771,34 +2916,16 @@
           <w:szCs w:val="28"/>
           <w:lang w:val="ru-RU"/>
         </w:rPr>
-        <w:t xml:space="preserve">1) </w:t>
-      </w:r>
-      <w:r>
-        <w:rPr>
-          <w:rFonts w:ascii="Times New Roman" w:hAnsi="Times New Roman" w:cs="Times New Roman"/>
-          <w:sz w:val="28"/>
-          <w:szCs w:val="28"/>
-          <w:lang w:val="ru-RU"/>
-        </w:rPr>
-        <w:t xml:space="preserve"> M×N </w:t>
-      </w:r>
-      <w:r>
-        <w:rPr>
-          <w:rFonts w:ascii="Times New Roman" w:hAnsi="Times New Roman" w:cs="Times New Roman"/>
-          <w:sz w:val="28"/>
-          <w:szCs w:val="28"/>
-          <w:lang w:val="ru-RU"/>
-        </w:rPr>
-        <w:t>-</w:t>
-      </w:r>
-      <w:r>
-        <w:rPr>
-          <w:rFonts w:ascii="Times New Roman" w:hAnsi="Times New Roman" w:cs="Times New Roman"/>
-          <w:sz w:val="28"/>
-          <w:szCs w:val="28"/>
-          <w:lang w:val="ru-RU"/>
-        </w:rPr>
-        <w:t xml:space="preserve"> количество клеток поля;</w:t>
+        <w:t>Сложность по памяти:</w:t>
+      </w:r>
+      <w:r>
+        <w:rPr>
+          <w:rFonts w:ascii="Times New Roman" w:hAnsi="Times New Roman" w:cs="Times New Roman"/>
+          <w:sz w:val="28"/>
+          <w:szCs w:val="28"/>
+          <w:lang w:val="ru-RU"/>
+        </w:rPr>
+        <w:t xml:space="preserve"> </w:t>
       </w:r>
     </w:p>
     <w:p>
@@ -2810,44 +2937,34 @@
           <w:rFonts w:ascii="Times New Roman" w:hAnsi="Times New Roman" w:cs="Times New Roman"/>
           <w:sz w:val="28"/>
           <w:szCs w:val="28"/>
-          <w:lang w:val="ru-RU"/>
-        </w:rPr>
-      </w:pPr>
-      <w:r>
-        <w:rPr>
-          <w:rFonts w:ascii="Times New Roman" w:hAnsi="Times New Roman" w:cs="Times New Roman"/>
-          <w:sz w:val="28"/>
-          <w:szCs w:val="28"/>
-          <w:lang w:val="ru-RU"/>
-        </w:rPr>
-        <w:t xml:space="preserve">2) </w:t>
-      </w:r>
-      <w:r>
-        <w:rPr>
-          <w:rFonts w:ascii="Times New Roman" w:hAnsi="Times New Roman" w:cs="Times New Roman"/>
-          <w:sz w:val="28"/>
-          <w:szCs w:val="28"/>
-          <w:lang w:val="ru-RU"/>
-        </w:rPr>
-        <w:t xml:space="preserve">c </w:t>
-      </w:r>
-      <w:r>
-        <w:rPr>
-          <w:rFonts w:ascii="Times New Roman" w:hAnsi="Times New Roman" w:cs="Times New Roman"/>
-          <w:sz w:val="28"/>
-          <w:szCs w:val="28"/>
-          <w:lang w:val="ru-RU"/>
-        </w:rPr>
-        <w:t>-</w:t>
-      </w:r>
-      <w:r>
-        <w:rPr>
-          <w:rFonts w:ascii="Times New Roman" w:hAnsi="Times New Roman" w:cs="Times New Roman"/>
-          <w:sz w:val="28"/>
-          <w:szCs w:val="28"/>
-          <w:lang w:val="ru-RU"/>
-        </w:rPr>
-        <w:t xml:space="preserve"> количество возможных вариантов выбора на каждом шаге.</w:t>
+        </w:rPr>
+      </w:pPr>
+      <w:r>
+        <w:rPr>
+          <w:rFonts w:ascii="Times New Roman" w:hAnsi="Times New Roman" w:cs="Times New Roman"/>
+          <w:sz w:val="28"/>
+          <w:szCs w:val="28"/>
+          <w:lang w:val="ru-RU"/>
+        </w:rPr>
+        <w:t>Для хранения состояния поля используется массив grid размером M</w:t>
+      </w:r>
+      <w:r>
+        <w:rPr>
+          <w:rFonts w:ascii="Times New Roman" w:hAnsi="Times New Roman" w:cs="Times New Roman"/>
+          <w:sz w:val="28"/>
+          <w:szCs w:val="28"/>
+          <w:lang w:val="ru-RU"/>
+        </w:rPr>
+        <w:t>*</w:t>
+      </w:r>
+      <w:r>
+        <w:rPr>
+          <w:rFonts w:ascii="Times New Roman" w:hAnsi="Times New Roman" w:cs="Times New Roman"/>
+          <w:sz w:val="28"/>
+          <w:szCs w:val="28"/>
+          <w:lang w:val="ru-RU"/>
+        </w:rPr>
+        <w:t>N:</w:t>
       </w:r>
       <w:r>
         <w:rPr>
@@ -2857,53 +2974,25 @@
           <w:lang w:val="ru-RU"/>
         </w:rPr>
         <w:br/>
-        <w:t>Использование отсечений уменьшает количество рассматриваемых вариантов, однако в худшем случае алгоритм остается экспоненциальным.</w:t>
-      </w:r>
-      <w:r>
-        <w:rPr>
-          <w:rFonts w:ascii="Times New Roman" w:hAnsi="Times New Roman" w:cs="Times New Roman"/>
-          <w:sz w:val="28"/>
-          <w:szCs w:val="28"/>
-          <w:lang w:val="ru-RU"/>
-        </w:rPr>
-        <w:br/>
-      </w:r>
-      <w:r>
-        <w:rPr>
-          <w:rFonts w:ascii="Times New Roman" w:hAnsi="Times New Roman" w:cs="Times New Roman"/>
-          <w:sz w:val="28"/>
-          <w:szCs w:val="28"/>
-          <w:lang w:val="ru-RU"/>
-        </w:rPr>
-        <w:br/>
-        <w:t>В лучшем случае, когда поле быстро покрывается несколькими большими квадратами, количество шагов значительно уменьшается и сложность приближается к</w:t>
-      </w:r>
-      <w:r>
-        <w:rPr>
-          <w:rFonts w:ascii="Times New Roman" w:hAnsi="Times New Roman" w:cs="Times New Roman"/>
-          <w:sz w:val="28"/>
-          <w:szCs w:val="28"/>
-          <w:lang w:val="ru-RU"/>
-        </w:rPr>
-        <w:t xml:space="preserve"> </w:t>
-      </w:r>
-      <w:r>
-        <w:rPr>
-          <w:rFonts w:ascii="Times New Roman" w:hAnsi="Times New Roman" w:cs="Times New Roman"/>
-          <w:sz w:val="28"/>
-          <w:szCs w:val="28"/>
-          <w:lang w:val="ru-RU"/>
-        </w:rPr>
-        <w:t>O(M×N).</w:t>
-      </w:r>
-      <w:r>
-        <w:rPr>
-          <w:rFonts w:ascii="Times New Roman" w:hAnsi="Times New Roman" w:cs="Times New Roman"/>
-          <w:sz w:val="28"/>
-          <w:szCs w:val="28"/>
-          <w:lang w:val="ru-RU"/>
-        </w:rPr>
-        <w:t xml:space="preserve"> </w:t>
+        <w:t>O(M</w:t>
+      </w:r>
+      <w:r>
+        <w:rPr>
+          <w:rFonts w:ascii="Times New Roman" w:hAnsi="Times New Roman" w:cs="Times New Roman"/>
+          <w:sz w:val="28"/>
+          <w:szCs w:val="28"/>
+          <w:lang w:val="ru-RU"/>
+        </w:rPr>
+        <w:t>*</w:t>
+      </w:r>
+      <w:r>
+        <w:rPr>
+          <w:rFonts w:ascii="Times New Roman" w:hAnsi="Times New Roman" w:cs="Times New Roman"/>
+          <w:sz w:val="28"/>
+          <w:szCs w:val="28"/>
+          <w:lang w:val="ru-RU"/>
+        </w:rPr>
+        <w:t>N).</w:t>
       </w:r>
     </w:p>
     <w:p>
@@ -2925,16 +3014,7 @@
           <w:szCs w:val="28"/>
           <w:lang w:val="ru-RU"/>
         </w:rPr>
-        <w:t>Сложность по памяти:</w:t>
-      </w:r>
-      <w:r>
-        <w:rPr>
-          <w:rFonts w:ascii="Times New Roman" w:hAnsi="Times New Roman" w:cs="Times New Roman"/>
-          <w:sz w:val="28"/>
-          <w:szCs w:val="28"/>
-          <w:lang w:val="ru-RU"/>
-        </w:rPr>
-        <w:t xml:space="preserve"> </w:t>
+        <w:t>Также используется стек рекурсивных вызовов. Его глубина зависит от количества квадратов в текущем решении:</w:t>
       </w:r>
     </w:p>
     <w:p>
@@ -2956,17 +3036,52 @@
           <w:szCs w:val="28"/>
           <w:lang w:val="ru-RU"/>
         </w:rPr>
-        <w:t>Для хранения состояния поля используется массив grid размером M×N:</w:t>
-      </w:r>
-      <w:r>
-        <w:rPr>
-          <w:rFonts w:ascii="Times New Roman" w:hAnsi="Times New Roman" w:cs="Times New Roman"/>
-          <w:sz w:val="28"/>
-          <w:szCs w:val="28"/>
-          <w:lang w:val="ru-RU"/>
-        </w:rPr>
-        <w:br/>
-        <w:t>O(M×N).</w:t>
+        <w:t>O(K),</w:t>
+      </w:r>
+      <w:r>
+        <w:rPr>
+          <w:rFonts w:ascii="Times New Roman" w:hAnsi="Times New Roman" w:cs="Times New Roman"/>
+          <w:sz w:val="28"/>
+          <w:szCs w:val="28"/>
+          <w:lang w:val="ru-RU"/>
+        </w:rPr>
+        <w:t xml:space="preserve"> </w:t>
+      </w:r>
+      <w:r>
+        <w:rPr>
+          <w:rFonts w:ascii="Times New Roman" w:hAnsi="Times New Roman" w:cs="Times New Roman"/>
+          <w:sz w:val="28"/>
+          <w:szCs w:val="28"/>
+          <w:lang w:val="ru-RU"/>
+        </w:rPr>
+        <w:t xml:space="preserve">где K </w:t>
+      </w:r>
+      <w:r>
+        <w:rPr>
+          <w:rFonts w:ascii="Times New Roman" w:hAnsi="Times New Roman" w:cs="Times New Roman"/>
+          <w:sz w:val="28"/>
+          <w:szCs w:val="28"/>
+          <w:lang w:val="ru-RU"/>
+        </w:rPr>
+        <w:t>-</w:t>
+      </w:r>
+      <w:r>
+        <w:rPr>
+          <w:rFonts w:ascii="Times New Roman" w:hAnsi="Times New Roman" w:cs="Times New Roman"/>
+          <w:sz w:val="28"/>
+          <w:szCs w:val="28"/>
+          <w:lang w:val="ru-RU"/>
+        </w:rPr>
+        <w:t xml:space="preserve"> количество квадратов.</w:t>
+      </w:r>
+      <w:r>
+        <w:rPr>
+          <w:rFonts w:ascii="Times New Roman" w:hAnsi="Times New Roman" w:cs="Times New Roman"/>
+          <w:sz w:val="28"/>
+          <w:szCs w:val="28"/>
+          <w:lang w:val="ru-RU"/>
+        </w:rPr>
+        <w:t xml:space="preserve"> </w:t>
       </w:r>
     </w:p>
     <w:p>
@@ -2988,29 +3103,7 @@
           <w:szCs w:val="28"/>
           <w:lang w:val="ru-RU"/>
         </w:rPr>
-        <w:t>Также используется стек рекурсивных вызовов. Его глубина зависит от количества квадратов в текущем решении:</w:t>
-      </w:r>
-    </w:p>
-    <w:p>
-      <w:pPr>
-        <w:spacing w:line="360" w:lineRule="auto"/>
-        <w:ind w:right="-425"/>
-        <w:jc w:val="both"/>
-        <w:rPr>
-          <w:rFonts w:ascii="Times New Roman" w:hAnsi="Times New Roman" w:cs="Times New Roman"/>
-          <w:sz w:val="28"/>
-          <w:szCs w:val="28"/>
-          <w:lang w:val="ru-RU"/>
-        </w:rPr>
-      </w:pPr>
-      <w:r>
-        <w:rPr>
-          <w:rFonts w:ascii="Times New Roman" w:hAnsi="Times New Roman" w:cs="Times New Roman"/>
-          <w:sz w:val="28"/>
-          <w:szCs w:val="28"/>
-          <w:lang w:val="ru-RU"/>
-        </w:rPr>
-        <w:t>O(K),</w:t>
+        <w:t>Так как размер массива поля обычно больше глубины рекурсии, итоговая сложность памяти:</w:t>
       </w:r>
       <w:r>
         <w:rPr>
@@ -3028,74 +3121,25 @@
           <w:szCs w:val="28"/>
           <w:lang w:val="ru-RU"/>
         </w:rPr>
-        <w:t xml:space="preserve">где K </w:t>
-      </w:r>
-      <w:r>
-        <w:rPr>
-          <w:rFonts w:ascii="Times New Roman" w:hAnsi="Times New Roman" w:cs="Times New Roman"/>
-          <w:sz w:val="28"/>
-          <w:szCs w:val="28"/>
-          <w:lang w:val="ru-RU"/>
-        </w:rPr>
-        <w:t>-</w:t>
-      </w:r>
-      <w:r>
-        <w:rPr>
-          <w:rFonts w:ascii="Times New Roman" w:hAnsi="Times New Roman" w:cs="Times New Roman"/>
-          <w:sz w:val="28"/>
-          <w:szCs w:val="28"/>
-          <w:lang w:val="ru-RU"/>
-        </w:rPr>
-        <w:t xml:space="preserve"> количество квадратов.</w:t>
-      </w:r>
-      <w:r>
-        <w:rPr>
-          <w:rFonts w:ascii="Times New Roman" w:hAnsi="Times New Roman" w:cs="Times New Roman"/>
-          <w:sz w:val="28"/>
-          <w:szCs w:val="28"/>
-          <w:lang w:val="ru-RU"/>
-        </w:rPr>
-        <w:t xml:space="preserve"> </w:t>
-      </w:r>
-    </w:p>
-    <w:p>
-      <w:pPr>
-        <w:spacing w:line="360" w:lineRule="auto"/>
-        <w:ind w:right="-425"/>
-        <w:jc w:val="both"/>
-        <w:rPr>
-          <w:rFonts w:ascii="Times New Roman" w:hAnsi="Times New Roman" w:cs="Times New Roman"/>
-          <w:sz w:val="28"/>
-          <w:szCs w:val="28"/>
-          <w:lang w:val="ru-RU"/>
-        </w:rPr>
-      </w:pPr>
-      <w:r>
-        <w:rPr>
-          <w:rFonts w:ascii="Times New Roman" w:hAnsi="Times New Roman" w:cs="Times New Roman"/>
-          <w:sz w:val="28"/>
-          <w:szCs w:val="28"/>
-          <w:lang w:val="ru-RU"/>
-        </w:rPr>
-        <w:t>Так как размер массива поля обычно больше глубины рекурсии, итоговая сложность памяти:</w:t>
-      </w:r>
-      <w:r>
-        <w:rPr>
-          <w:rFonts w:ascii="Times New Roman" w:hAnsi="Times New Roman" w:cs="Times New Roman"/>
-          <w:sz w:val="28"/>
-          <w:szCs w:val="28"/>
-          <w:lang w:val="ru-RU"/>
-        </w:rPr>
-        <w:t xml:space="preserve"> </w:t>
-      </w:r>
-      <w:r>
-        <w:rPr>
-          <w:rFonts w:ascii="Times New Roman" w:hAnsi="Times New Roman" w:cs="Times New Roman"/>
-          <w:sz w:val="28"/>
-          <w:szCs w:val="28"/>
-          <w:lang w:val="ru-RU"/>
-        </w:rPr>
-        <w:t>O(M×N).</w:t>
+        <w:t>O(M</w:t>
+      </w:r>
+      <w:r>
+        <w:rPr>
+          <w:rFonts w:ascii="Times New Roman" w:hAnsi="Times New Roman" w:cs="Times New Roman"/>
+          <w:sz w:val="28"/>
+          <w:szCs w:val="28"/>
+          <w:lang w:val="ru-RU"/>
+        </w:rPr>
+        <w:t>*</w:t>
+      </w:r>
+      <w:r>
+        <w:rPr>
+          <w:rFonts w:ascii="Times New Roman" w:hAnsi="Times New Roman" w:cs="Times New Roman"/>
+          <w:sz w:val="28"/>
+          <w:szCs w:val="28"/>
+          <w:lang w:val="ru-RU"/>
+        </w:rPr>
+        <w:t>N).</w:t>
       </w:r>
     </w:p>
     <w:p>
@@ -3199,7 +3243,61 @@
           <w:szCs w:val="28"/>
           <w:lang w:val="ru-RU"/>
         </w:rPr>
-        <w:t>Если текущее количество квадратов уже больше или равно найденному минимальному количеству, дальнейший перебор этой ветки прекращается.</w:t>
+        <w:t>Если текущее количество квадратов уже больше найденно</w:t>
+      </w:r>
+      <w:r>
+        <w:rPr>
+          <w:rFonts w:ascii="Times New Roman" w:hAnsi="Times New Roman" w:cs="Times New Roman"/>
+          <w:sz w:val="28"/>
+          <w:szCs w:val="28"/>
+          <w:lang w:val="ru-RU"/>
+        </w:rPr>
+        <w:t>го</w:t>
+      </w:r>
+      <w:r>
+        <w:rPr>
+          <w:rFonts w:ascii="Times New Roman" w:hAnsi="Times New Roman" w:cs="Times New Roman"/>
+          <w:sz w:val="28"/>
+          <w:szCs w:val="28"/>
+          <w:lang w:val="ru-RU"/>
+        </w:rPr>
+        <w:t xml:space="preserve"> минимально</w:t>
+      </w:r>
+      <w:r>
+        <w:rPr>
+          <w:rFonts w:ascii="Times New Roman" w:hAnsi="Times New Roman" w:cs="Times New Roman"/>
+          <w:sz w:val="28"/>
+          <w:szCs w:val="28"/>
+          <w:lang w:val="ru-RU"/>
+        </w:rPr>
+        <w:t>го</w:t>
+      </w:r>
+      <w:r>
+        <w:rPr>
+          <w:rFonts w:ascii="Times New Roman" w:hAnsi="Times New Roman" w:cs="Times New Roman"/>
+          <w:sz w:val="28"/>
+          <w:szCs w:val="28"/>
+          <w:lang w:val="ru-RU"/>
+        </w:rPr>
+        <w:t xml:space="preserve"> количеств</w:t>
+      </w:r>
+      <w:r>
+        <w:rPr>
+          <w:rFonts w:ascii="Times New Roman" w:hAnsi="Times New Roman" w:cs="Times New Roman"/>
+          <w:sz w:val="28"/>
+          <w:szCs w:val="28"/>
+          <w:lang w:val="ru-RU"/>
+        </w:rPr>
+        <w:t>а</w:t>
+      </w:r>
+      <w:r>
+        <w:rPr>
+          <w:rFonts w:ascii="Times New Roman" w:hAnsi="Times New Roman" w:cs="Times New Roman"/>
+          <w:sz w:val="28"/>
+          <w:szCs w:val="28"/>
+          <w:lang w:val="ru-RU"/>
+        </w:rPr>
+        <w:t>, дальнейший перебор этой ветки прекращается.</w:t>
       </w:r>
     </w:p>
     <w:p>
@@ -3248,7 +3346,6 @@
           <w:szCs w:val="28"/>
           <w:lang w:val="ru-RU"/>
         </w:rPr>
-        <w:lastRenderedPageBreak/>
         <w:t>Вместо перебора всех возможных позиций для размещения квадрата выбирается первая незаполненная клетка поля. Это уменьшает количество вариантов.</w:t>
       </w:r>
     </w:p>
@@ -3407,6 +3504,7 @@
                 <w:szCs w:val="28"/>
                 <w:lang w:val="en-US" w:eastAsia="ru-RU"/>
               </w:rPr>
+              <w:lastRenderedPageBreak/>
               <w:t>Квадрат</w:t>
             </w:r>
           </w:p>
@@ -3433,9 +3531,9 @@
             <w:r>
               <w:rPr>
                 <w:szCs w:val="28"/>
-                <w:lang w:val="en-US" w:eastAsia="ru-RU"/>
-              </w:rPr>
-              <w:t>2</w:t>
+                <w:lang w:eastAsia="ru-RU"/>
+              </w:rPr>
+              <w:t>4 4</w:t>
             </w:r>
           </w:p>
         </w:tc>
@@ -3450,83 +3548,15 @@
               <w:ind w:firstLine="0"/>
               <w:rPr>
                 <w:szCs w:val="28"/>
-                <w:lang w:val="en-US" w:eastAsia="ru-RU"/>
+                <w:lang w:eastAsia="ru-RU"/>
               </w:rPr>
             </w:pPr>
             <w:r>
               <w:rPr>
                 <w:szCs w:val="28"/>
-                <w:lang w:val="en-US" w:eastAsia="ru-RU"/>
-              </w:rPr>
-              <w:t>4</w:t>
-            </w:r>
-          </w:p>
-          <w:p>
-            <w:pPr>
-              <w:pStyle w:val="Textbody"/>
-              <w:ind w:firstLine="0"/>
-              <w:rPr>
-                <w:szCs w:val="28"/>
-                <w:lang w:val="en-US" w:eastAsia="ru-RU"/>
-              </w:rPr>
-            </w:pPr>
-            <w:r>
-              <w:rPr>
-                <w:szCs w:val="28"/>
-                <w:lang w:val="en-US" w:eastAsia="ru-RU"/>
-              </w:rPr>
-              <w:t>1 1 1</w:t>
-            </w:r>
-          </w:p>
-          <w:p>
-            <w:pPr>
-              <w:pStyle w:val="Textbody"/>
-              <w:ind w:firstLine="0"/>
-              <w:rPr>
-                <w:szCs w:val="28"/>
-                <w:lang w:val="en-US" w:eastAsia="ru-RU"/>
-              </w:rPr>
-            </w:pPr>
-            <w:r>
-              <w:rPr>
-                <w:szCs w:val="28"/>
-                <w:lang w:val="en-US" w:eastAsia="ru-RU"/>
-              </w:rPr>
-              <w:t>1 2 1</w:t>
-            </w:r>
-          </w:p>
-          <w:p>
-            <w:pPr>
-              <w:pStyle w:val="Textbody"/>
-              <w:ind w:firstLine="0"/>
-              <w:rPr>
-                <w:szCs w:val="28"/>
-                <w:lang w:val="en-US" w:eastAsia="ru-RU"/>
-              </w:rPr>
-            </w:pPr>
-            <w:r>
-              <w:rPr>
-                <w:szCs w:val="28"/>
-                <w:lang w:val="en-US" w:eastAsia="ru-RU"/>
-              </w:rPr>
-              <w:t>2 1 1</w:t>
-            </w:r>
-          </w:p>
-          <w:p>
-            <w:pPr>
-              <w:pStyle w:val="Textbody"/>
-              <w:ind w:firstLine="0"/>
-              <w:rPr>
-                <w:szCs w:val="28"/>
-                <w:lang w:val="en-US" w:eastAsia="ru-RU"/>
-              </w:rPr>
-            </w:pPr>
-            <w:r>
-              <w:rPr>
-                <w:szCs w:val="28"/>
-                <w:lang w:val="en-US" w:eastAsia="ru-RU"/>
-              </w:rPr>
-              <w:t>2 2 1</w:t>
+                <w:lang w:eastAsia="ru-RU"/>
+              </w:rPr>
+              <w:t>4 1</w:t>
             </w:r>
           </w:p>
         </w:tc>
@@ -3546,7 +3576,7 @@
               <w:ind w:firstLine="0"/>
               <w:rPr>
                 <w:szCs w:val="28"/>
-                <w:lang w:val="en-US" w:eastAsia="ru-RU"/>
+                <w:lang w:eastAsia="ru-RU"/>
               </w:rPr>
             </w:pPr>
             <w:r>
@@ -3555,6 +3585,13 @@
                 <w:lang w:val="en-US" w:eastAsia="ru-RU"/>
               </w:rPr>
               <w:t>1</w:t>
+            </w:r>
+            <w:r>
+              <w:rPr>
+                <w:szCs w:val="28"/>
+                <w:lang w:eastAsia="ru-RU"/>
+              </w:rPr>
+              <w:t xml:space="preserve"> 1</w:t>
             </w:r>
           </w:p>
         </w:tc>
@@ -3594,15 +3631,15 @@
               <w:ind w:firstLine="0"/>
               <w:rPr>
                 <w:szCs w:val="28"/>
-                <w:lang w:val="en-US" w:eastAsia="ru-RU"/>
+                <w:lang w:eastAsia="ru-RU"/>
               </w:rPr>
             </w:pPr>
             <w:r>
               <w:rPr>
                 <w:szCs w:val="28"/>
-                <w:lang w:val="en-US" w:eastAsia="ru-RU"/>
-              </w:rPr>
-              <w:t>4</w:t>
+                <w:lang w:eastAsia="ru-RU"/>
+              </w:rPr>
+              <w:t>8 8</w:t>
             </w:r>
           </w:p>
         </w:tc>
@@ -3617,7 +3654,7 @@
               <w:ind w:firstLine="0"/>
               <w:rPr>
                 <w:szCs w:val="28"/>
-                <w:lang w:val="en-US" w:eastAsia="ru-RU"/>
+                <w:lang w:eastAsia="ru-RU"/>
               </w:rPr>
             </w:pPr>
             <w:r>
@@ -3627,73 +3664,12 @@
               </w:rPr>
               <w:t>4</w:t>
             </w:r>
-          </w:p>
-          <w:p>
-            <w:pPr>
-              <w:pStyle w:val="Textbody"/>
-              <w:ind w:firstLine="0"/>
-              <w:rPr>
-                <w:szCs w:val="28"/>
-                <w:lang w:val="en-US" w:eastAsia="ru-RU"/>
-              </w:rPr>
-            </w:pPr>
             <w:r>
               <w:rPr>
                 <w:szCs w:val="28"/>
-                <w:lang w:val="en-US" w:eastAsia="ru-RU"/>
-              </w:rPr>
-              <w:t>1 1 2</w:t>
-            </w:r>
-          </w:p>
-          <w:p>
-            <w:pPr>
-              <w:pStyle w:val="Textbody"/>
-              <w:ind w:firstLine="0"/>
-              <w:rPr>
-                <w:szCs w:val="28"/>
-                <w:lang w:val="en-US" w:eastAsia="ru-RU"/>
-              </w:rPr>
-            </w:pPr>
-            <w:r>
-              <w:rPr>
-                <w:szCs w:val="28"/>
-                <w:lang w:val="en-US" w:eastAsia="ru-RU"/>
-              </w:rPr>
-              <w:t>1 3 2</w:t>
-            </w:r>
-          </w:p>
-          <w:p>
-            <w:pPr>
-              <w:pStyle w:val="Textbody"/>
-              <w:ind w:firstLine="0"/>
-              <w:rPr>
-                <w:szCs w:val="28"/>
-                <w:lang w:val="en-US" w:eastAsia="ru-RU"/>
-              </w:rPr>
-            </w:pPr>
-            <w:r>
-              <w:rPr>
-                <w:szCs w:val="28"/>
-                <w:lang w:val="en-US" w:eastAsia="ru-RU"/>
-              </w:rPr>
-              <w:t>3 1 2</w:t>
-            </w:r>
-          </w:p>
-          <w:p>
-            <w:pPr>
-              <w:pStyle w:val="Textbody"/>
-              <w:ind w:firstLine="0"/>
-              <w:rPr>
-                <w:szCs w:val="28"/>
-                <w:lang w:val="en-US" w:eastAsia="ru-RU"/>
-              </w:rPr>
-            </w:pPr>
-            <w:r>
-              <w:rPr>
-                <w:szCs w:val="28"/>
-                <w:lang w:val="en-US" w:eastAsia="ru-RU"/>
-              </w:rPr>
-              <w:t>3 3 2</w:t>
+                <w:lang w:eastAsia="ru-RU"/>
+              </w:rPr>
+              <w:t xml:space="preserve"> 1</w:t>
             </w:r>
           </w:p>
         </w:tc>
@@ -3710,7 +3686,7 @@
               <w:ind w:firstLine="0"/>
               <w:rPr>
                 <w:szCs w:val="28"/>
-                <w:lang w:val="en-US" w:eastAsia="ru-RU"/>
+                <w:lang w:eastAsia="ru-RU"/>
               </w:rPr>
             </w:pPr>
             <w:r>
@@ -3719,6 +3695,13 @@
                 <w:lang w:val="en-US" w:eastAsia="ru-RU"/>
               </w:rPr>
               <w:t>9</w:t>
+            </w:r>
+            <w:r>
+              <w:rPr>
+                <w:szCs w:val="28"/>
+                <w:lang w:eastAsia="ru-RU"/>
+              </w:rPr>
+              <w:t xml:space="preserve"> 9</w:t>
             </w:r>
           </w:p>
         </w:tc>
@@ -3733,7 +3716,7 @@
               <w:ind w:firstLine="0"/>
               <w:rPr>
                 <w:szCs w:val="28"/>
-                <w:lang w:val="en-US" w:eastAsia="ru-RU"/>
+                <w:lang w:eastAsia="ru-RU"/>
               </w:rPr>
             </w:pPr>
             <w:r>
@@ -3743,129 +3726,12 @@
               </w:rPr>
               <w:t>6</w:t>
             </w:r>
-          </w:p>
-          <w:p>
-            <w:pPr>
-              <w:pStyle w:val="Textbody"/>
-              <w:ind w:firstLine="0"/>
-              <w:rPr>
-                <w:szCs w:val="28"/>
-                <w:lang w:val="en-US" w:eastAsia="ru-RU"/>
-              </w:rPr>
-            </w:pPr>
             <w:r>
               <w:rPr>
                 <w:szCs w:val="28"/>
-                <w:lang w:val="en-US" w:eastAsia="ru-RU"/>
-              </w:rPr>
-              <w:t xml:space="preserve">1 1 </w:t>
-            </w:r>
-            <w:r>
-              <w:rPr>
-                <w:szCs w:val="28"/>
-                <w:lang w:val="en-US" w:eastAsia="ru-RU"/>
-              </w:rPr>
-              <w:t>6</w:t>
-            </w:r>
-          </w:p>
-          <w:p>
-            <w:pPr>
-              <w:pStyle w:val="Textbody"/>
-              <w:ind w:firstLine="0"/>
-              <w:rPr>
-                <w:szCs w:val="28"/>
-                <w:lang w:val="en-US" w:eastAsia="ru-RU"/>
-              </w:rPr>
-            </w:pPr>
-            <w:r>
-              <w:rPr>
-                <w:szCs w:val="28"/>
-                <w:lang w:val="en-US" w:eastAsia="ru-RU"/>
-              </w:rPr>
-              <w:t xml:space="preserve">1 </w:t>
-            </w:r>
-            <w:r>
-              <w:rPr>
-                <w:szCs w:val="28"/>
-                <w:lang w:val="en-US" w:eastAsia="ru-RU"/>
-              </w:rPr>
-              <w:t>7 3</w:t>
-            </w:r>
-          </w:p>
-          <w:p>
-            <w:pPr>
-              <w:pStyle w:val="Textbody"/>
-              <w:ind w:firstLine="0"/>
-              <w:rPr>
-                <w:szCs w:val="28"/>
-                <w:lang w:val="en-US" w:eastAsia="ru-RU"/>
-              </w:rPr>
-            </w:pPr>
-            <w:r>
-              <w:rPr>
-                <w:szCs w:val="28"/>
-                <w:lang w:val="en-US" w:eastAsia="ru-RU"/>
-              </w:rPr>
-              <w:t xml:space="preserve">4 </w:t>
-            </w:r>
-            <w:r>
-              <w:rPr>
-                <w:szCs w:val="28"/>
-                <w:lang w:val="en-US" w:eastAsia="ru-RU"/>
-              </w:rPr>
-              <w:t>7 3</w:t>
-            </w:r>
-          </w:p>
-          <w:p>
-            <w:pPr>
-              <w:pStyle w:val="Textbody"/>
-              <w:ind w:firstLine="0"/>
-              <w:rPr>
-                <w:szCs w:val="28"/>
-                <w:lang w:val="en-US" w:eastAsia="ru-RU"/>
-              </w:rPr>
-            </w:pPr>
-            <w:r>
-              <w:rPr>
-                <w:szCs w:val="28"/>
-                <w:lang w:val="en-US" w:eastAsia="ru-RU"/>
-              </w:rPr>
-              <w:t>7 1 3</w:t>
-            </w:r>
-          </w:p>
-          <w:p>
-            <w:pPr>
-              <w:pStyle w:val="Textbody"/>
-              <w:ind w:firstLine="0"/>
-              <w:rPr>
-                <w:szCs w:val="28"/>
-                <w:lang w:val="en-US" w:eastAsia="ru-RU"/>
-              </w:rPr>
-            </w:pPr>
-            <w:r>
-              <w:rPr>
-                <w:szCs w:val="28"/>
-                <w:lang w:val="en-US" w:eastAsia="ru-RU"/>
-              </w:rPr>
-              <w:t>7 4 3</w:t>
-            </w:r>
-          </w:p>
-          <w:p>
-            <w:pPr>
-              <w:pStyle w:val="Textbody"/>
-              <w:ind w:firstLine="0"/>
-              <w:rPr>
-                <w:szCs w:val="28"/>
-                <w:lang w:val="en-US" w:eastAsia="ru-RU"/>
-              </w:rPr>
-            </w:pPr>
-            <w:r>
-              <w:rPr>
-                <w:szCs w:val="28"/>
-                <w:lang w:val="en-US" w:eastAsia="ru-RU"/>
-              </w:rPr>
-              <w:lastRenderedPageBreak/>
-              <w:t>7 7 3</w:t>
+                <w:lang w:eastAsia="ru-RU"/>
+              </w:rPr>
+              <w:t xml:space="preserve"> 4</w:t>
             </w:r>
           </w:p>
         </w:tc>
@@ -3882,7 +3748,7 @@
               <w:ind w:firstLine="0"/>
               <w:rPr>
                 <w:szCs w:val="28"/>
-                <w:lang w:val="en-US" w:eastAsia="ru-RU"/>
+                <w:lang w:eastAsia="ru-RU"/>
               </w:rPr>
             </w:pPr>
             <w:r>
@@ -3890,7 +3756,6 @@
                 <w:szCs w:val="28"/>
                 <w:lang w:val="en-US" w:eastAsia="ru-RU"/>
               </w:rPr>
-              <w:lastRenderedPageBreak/>
               <w:t>1</w:t>
             </w:r>
             <w:r>
@@ -3899,6 +3764,13 @@
                 <w:lang w:val="en-US" w:eastAsia="ru-RU"/>
               </w:rPr>
               <w:t>3</w:t>
+            </w:r>
+            <w:r>
+              <w:rPr>
+                <w:szCs w:val="28"/>
+                <w:lang w:eastAsia="ru-RU"/>
+              </w:rPr>
+              <w:t xml:space="preserve"> 13</w:t>
             </w:r>
           </w:p>
         </w:tc>
@@ -3913,7 +3785,7 @@
               <w:ind w:firstLine="0"/>
               <w:rPr>
                 <w:szCs w:val="28"/>
-                <w:lang w:val="en-US" w:eastAsia="ru-RU"/>
+                <w:lang w:eastAsia="ru-RU"/>
               </w:rPr>
             </w:pPr>
             <w:r>
@@ -3923,192 +3795,12 @@
               </w:rPr>
               <w:t>11</w:t>
             </w:r>
-          </w:p>
-          <w:p>
-            <w:pPr>
-              <w:pStyle w:val="Textbody"/>
-              <w:ind w:firstLine="0"/>
-              <w:rPr>
-                <w:szCs w:val="28"/>
-                <w:lang w:val="en-US" w:eastAsia="ru-RU"/>
-              </w:rPr>
-            </w:pPr>
             <w:r>
               <w:rPr>
                 <w:szCs w:val="28"/>
-                <w:lang w:val="en-US" w:eastAsia="ru-RU"/>
-              </w:rPr>
-              <w:t>1 1 7</w:t>
-            </w:r>
-          </w:p>
-          <w:p>
-            <w:pPr>
-              <w:pStyle w:val="Textbody"/>
-              <w:ind w:firstLine="0"/>
-              <w:rPr>
-                <w:szCs w:val="28"/>
-                <w:lang w:val="en-US" w:eastAsia="ru-RU"/>
-              </w:rPr>
-            </w:pPr>
-            <w:r>
-              <w:rPr>
-                <w:szCs w:val="28"/>
-                <w:lang w:val="en-US" w:eastAsia="ru-RU"/>
-              </w:rPr>
-              <w:t>1 8 6</w:t>
-            </w:r>
-          </w:p>
-          <w:p>
-            <w:pPr>
-              <w:pStyle w:val="Textbody"/>
-              <w:ind w:firstLine="0"/>
-              <w:rPr>
-                <w:szCs w:val="28"/>
-                <w:lang w:val="en-US" w:eastAsia="ru-RU"/>
-              </w:rPr>
-            </w:pPr>
-            <w:r>
-              <w:rPr>
-                <w:szCs w:val="28"/>
-                <w:lang w:val="en-US" w:eastAsia="ru-RU"/>
-              </w:rPr>
-              <w:t>7 8 2</w:t>
-            </w:r>
-          </w:p>
-          <w:p>
-            <w:pPr>
-              <w:pStyle w:val="Textbody"/>
-              <w:ind w:firstLine="0"/>
-              <w:rPr>
-                <w:szCs w:val="28"/>
-                <w:lang w:val="en-US" w:eastAsia="ru-RU"/>
-              </w:rPr>
-            </w:pPr>
-            <w:r>
-              <w:rPr>
-                <w:szCs w:val="28"/>
-                <w:lang w:val="en-US" w:eastAsia="ru-RU"/>
-              </w:rPr>
-              <w:t>7 10 4</w:t>
-            </w:r>
-          </w:p>
-          <w:p>
-            <w:pPr>
-              <w:pStyle w:val="Textbody"/>
-              <w:ind w:firstLine="0"/>
-              <w:rPr>
-                <w:szCs w:val="28"/>
-                <w:lang w:val="en-US" w:eastAsia="ru-RU"/>
-              </w:rPr>
-            </w:pPr>
-            <w:r>
-              <w:rPr>
-                <w:szCs w:val="28"/>
-                <w:lang w:val="en-US" w:eastAsia="ru-RU"/>
-              </w:rPr>
-              <w:t>8 1 6</w:t>
-            </w:r>
-          </w:p>
-          <w:p>
-            <w:pPr>
-              <w:pStyle w:val="Textbody"/>
-              <w:ind w:firstLine="0"/>
-              <w:rPr>
-                <w:szCs w:val="28"/>
-                <w:lang w:val="en-US" w:eastAsia="ru-RU"/>
-              </w:rPr>
-            </w:pPr>
-            <w:r>
-              <w:rPr>
-                <w:szCs w:val="28"/>
-                <w:lang w:val="en-US" w:eastAsia="ru-RU"/>
-              </w:rPr>
-              <w:t>8 7 1</w:t>
-            </w:r>
-          </w:p>
-          <w:p>
-            <w:pPr>
-              <w:pStyle w:val="Textbody"/>
-              <w:ind w:firstLine="0"/>
-              <w:rPr>
-                <w:szCs w:val="28"/>
-                <w:lang w:val="en-US" w:eastAsia="ru-RU"/>
-              </w:rPr>
-            </w:pPr>
-            <w:r>
-              <w:rPr>
-                <w:szCs w:val="28"/>
-                <w:lang w:val="en-US" w:eastAsia="ru-RU"/>
-              </w:rPr>
-              <w:t>9 7 3</w:t>
-            </w:r>
-          </w:p>
-          <w:p>
-            <w:pPr>
-              <w:pStyle w:val="Textbody"/>
-              <w:ind w:firstLine="0"/>
-              <w:rPr>
-                <w:szCs w:val="28"/>
-                <w:lang w:val="en-US" w:eastAsia="ru-RU"/>
-              </w:rPr>
-            </w:pPr>
-            <w:r>
-              <w:rPr>
-                <w:szCs w:val="28"/>
-                <w:lang w:val="en-US" w:eastAsia="ru-RU"/>
-              </w:rPr>
-              <w:t>11 10 1</w:t>
-            </w:r>
-          </w:p>
-          <w:p>
-            <w:pPr>
-              <w:pStyle w:val="Textbody"/>
-              <w:ind w:firstLine="0"/>
-              <w:rPr>
-                <w:szCs w:val="28"/>
-                <w:lang w:val="en-US" w:eastAsia="ru-RU"/>
-              </w:rPr>
-            </w:pPr>
-            <w:r>
-              <w:rPr>
-                <w:szCs w:val="28"/>
-                <w:lang w:val="en-US" w:eastAsia="ru-RU"/>
-              </w:rPr>
-              <w:t>11 11 3</w:t>
-            </w:r>
-          </w:p>
-          <w:p>
-            <w:pPr>
-              <w:pStyle w:val="Textbody"/>
-              <w:ind w:firstLine="0"/>
-              <w:rPr>
-                <w:szCs w:val="28"/>
-                <w:lang w:val="en-US" w:eastAsia="ru-RU"/>
-              </w:rPr>
-            </w:pPr>
-            <w:r>
-              <w:rPr>
-                <w:szCs w:val="28"/>
-                <w:lang w:val="en-US" w:eastAsia="ru-RU"/>
-              </w:rPr>
-              <w:t>12 7 2</w:t>
-            </w:r>
-          </w:p>
-          <w:p>
-            <w:pPr>
-              <w:pStyle w:val="Textbody"/>
-              <w:ind w:firstLine="0"/>
-              <w:rPr>
-                <w:szCs w:val="28"/>
-                <w:lang w:val="en-US" w:eastAsia="ru-RU"/>
-              </w:rPr>
-            </w:pPr>
-            <w:r>
-              <w:rPr>
-                <w:szCs w:val="28"/>
-                <w:lang w:val="en-US" w:eastAsia="ru-RU"/>
-              </w:rPr>
-              <w:t>12 9 2</w:t>
+                <w:lang w:eastAsia="ru-RU"/>
+              </w:rPr>
+              <w:t xml:space="preserve"> 8</w:t>
             </w:r>
           </w:p>
         </w:tc>
@@ -4125,7 +3817,7 @@
               <w:ind w:firstLine="0"/>
               <w:rPr>
                 <w:szCs w:val="28"/>
-                <w:lang w:val="en-US" w:eastAsia="ru-RU"/>
+                <w:lang w:eastAsia="ru-RU"/>
               </w:rPr>
             </w:pPr>
             <w:r>
@@ -4134,6 +3826,13 @@
                 <w:lang w:val="en-US" w:eastAsia="ru-RU"/>
               </w:rPr>
               <w:t>20</w:t>
+            </w:r>
+            <w:r>
+              <w:rPr>
+                <w:szCs w:val="28"/>
+                <w:lang w:eastAsia="ru-RU"/>
+              </w:rPr>
+              <w:t xml:space="preserve"> 20</w:t>
             </w:r>
           </w:p>
         </w:tc>
@@ -4148,7 +3847,7 @@
               <w:ind w:firstLine="0"/>
               <w:rPr>
                 <w:szCs w:val="28"/>
-                <w:lang w:val="en-US" w:eastAsia="ru-RU"/>
+                <w:lang w:eastAsia="ru-RU"/>
               </w:rPr>
             </w:pPr>
             <w:r>
@@ -4158,73 +3857,12 @@
               </w:rPr>
               <w:t>4</w:t>
             </w:r>
-          </w:p>
-          <w:p>
-            <w:pPr>
-              <w:pStyle w:val="Textbody"/>
-              <w:ind w:firstLine="0"/>
-              <w:rPr>
-                <w:szCs w:val="28"/>
-                <w:lang w:val="en-US" w:eastAsia="ru-RU"/>
-              </w:rPr>
-            </w:pPr>
             <w:r>
               <w:rPr>
                 <w:szCs w:val="28"/>
-                <w:lang w:val="en-US" w:eastAsia="ru-RU"/>
-              </w:rPr>
-              <w:t>1 1 10</w:t>
-            </w:r>
-          </w:p>
-          <w:p>
-            <w:pPr>
-              <w:pStyle w:val="Textbody"/>
-              <w:ind w:firstLine="0"/>
-              <w:rPr>
-                <w:szCs w:val="28"/>
-                <w:lang w:val="en-US" w:eastAsia="ru-RU"/>
-              </w:rPr>
-            </w:pPr>
-            <w:r>
-              <w:rPr>
-                <w:szCs w:val="28"/>
-                <w:lang w:val="en-US" w:eastAsia="ru-RU"/>
-              </w:rPr>
-              <w:t>1 11 10</w:t>
-            </w:r>
-          </w:p>
-          <w:p>
-            <w:pPr>
-              <w:pStyle w:val="Textbody"/>
-              <w:ind w:firstLine="0"/>
-              <w:rPr>
-                <w:szCs w:val="28"/>
-                <w:lang w:val="en-US" w:eastAsia="ru-RU"/>
-              </w:rPr>
-            </w:pPr>
-            <w:r>
-              <w:rPr>
-                <w:szCs w:val="28"/>
-                <w:lang w:val="en-US" w:eastAsia="ru-RU"/>
-              </w:rPr>
-              <w:t>11 1 10</w:t>
-            </w:r>
-          </w:p>
-          <w:p>
-            <w:pPr>
-              <w:pStyle w:val="Textbody"/>
-              <w:ind w:firstLine="0"/>
-              <w:rPr>
-                <w:szCs w:val="28"/>
-                <w:lang w:val="en-US" w:eastAsia="ru-RU"/>
-              </w:rPr>
-            </w:pPr>
-            <w:r>
-              <w:rPr>
-                <w:szCs w:val="28"/>
-                <w:lang w:val="en-US" w:eastAsia="ru-RU"/>
-              </w:rPr>
-              <w:t>11 11 10</w:t>
+                <w:lang w:eastAsia="ru-RU"/>
+              </w:rPr>
+              <w:t xml:space="preserve"> 1</w:t>
             </w:r>
           </w:p>
         </w:tc>
@@ -4267,15 +3905,15 @@
               <w:ind w:firstLine="0"/>
               <w:rPr>
                 <w:szCs w:val="28"/>
-                <w:lang w:val="en-US" w:eastAsia="ru-RU"/>
+                <w:lang w:eastAsia="ru-RU"/>
               </w:rPr>
             </w:pPr>
             <w:r>
               <w:rPr>
                 <w:szCs w:val="28"/>
-                <w:lang w:val="en-US" w:eastAsia="ru-RU"/>
-              </w:rPr>
-              <w:t>4 4</w:t>
+                <w:lang w:eastAsia="ru-RU"/>
+              </w:rPr>
+              <w:t>3 7</w:t>
             </w:r>
           </w:p>
         </w:tc>
@@ -4290,22 +3928,15 @@
               <w:ind w:firstLine="0"/>
               <w:rPr>
                 <w:szCs w:val="28"/>
-                <w:lang w:val="en-US" w:eastAsia="ru-RU"/>
+                <w:lang w:eastAsia="ru-RU"/>
               </w:rPr>
             </w:pPr>
             <w:r>
               <w:rPr>
                 <w:szCs w:val="28"/>
-                <w:lang w:val="en-US" w:eastAsia="ru-RU"/>
-              </w:rPr>
-              <w:t xml:space="preserve">4 </w:t>
-            </w:r>
-            <w:r>
-              <w:rPr>
-                <w:szCs w:val="28"/>
-                <w:lang w:val="en-US" w:eastAsia="ru-RU"/>
-              </w:rPr>
-              <w:t>1</w:t>
+                <w:lang w:eastAsia="ru-RU"/>
+              </w:rPr>
+              <w:t>12 32</w:t>
             </w:r>
           </w:p>
         </w:tc>
@@ -4322,15 +3953,15 @@
               <w:ind w:firstLine="0"/>
               <w:rPr>
                 <w:szCs w:val="28"/>
-                <w:lang w:val="en-US" w:eastAsia="ru-RU"/>
+                <w:lang w:eastAsia="ru-RU"/>
               </w:rPr>
             </w:pPr>
             <w:r>
               <w:rPr>
                 <w:szCs w:val="28"/>
-                <w:lang w:val="en-US" w:eastAsia="ru-RU"/>
-              </w:rPr>
-              <w:t>2 2</w:t>
+                <w:lang w:eastAsia="ru-RU"/>
+              </w:rPr>
+              <w:t>6 2</w:t>
             </w:r>
           </w:p>
         </w:tc>
@@ -4345,15 +3976,15 @@
               <w:ind w:firstLine="0"/>
               <w:rPr>
                 <w:szCs w:val="28"/>
-                <w:lang w:val="en-US" w:eastAsia="ru-RU"/>
+                <w:lang w:eastAsia="ru-RU"/>
               </w:rPr>
             </w:pPr>
             <w:r>
               <w:rPr>
                 <w:szCs w:val="28"/>
-                <w:lang w:val="en-US" w:eastAsia="ru-RU"/>
-              </w:rPr>
-              <w:t>4 1</w:t>
+                <w:lang w:eastAsia="ru-RU"/>
+              </w:rPr>
+              <w:t>12 1</w:t>
             </w:r>
           </w:p>
         </w:tc>
@@ -4401,7 +4032,7 @@
                 <w:szCs w:val="28"/>
                 <w:lang w:val="en-US" w:eastAsia="ru-RU"/>
               </w:rPr>
-              <w:t>4 1</w:t>
+              <w:t>9 12</w:t>
             </w:r>
           </w:p>
         </w:tc>
@@ -4449,7 +4080,14 @@
                 <w:szCs w:val="28"/>
                 <w:lang w:val="en-US" w:eastAsia="ru-RU"/>
               </w:rPr>
-              <w:t>7 1</w:t>
+              <w:t xml:space="preserve">7 </w:t>
+            </w:r>
+            <w:r>
+              <w:rPr>
+                <w:szCs w:val="28"/>
+                <w:lang w:val="en-US" w:eastAsia="ru-RU"/>
+              </w:rPr>
+              <w:t>2</w:t>
             </w:r>
           </w:p>
         </w:tc>
@@ -4466,7 +4104,7 @@
               <w:ind w:firstLine="0"/>
               <w:rPr>
                 <w:szCs w:val="28"/>
-                <w:lang w:val="en-US" w:eastAsia="ru-RU"/>
+                <w:lang w:eastAsia="ru-RU"/>
               </w:rPr>
             </w:pPr>
             <w:r>
@@ -4474,7 +4112,14 @@
                 <w:szCs w:val="28"/>
                 <w:lang w:val="en-US" w:eastAsia="ru-RU"/>
               </w:rPr>
-              <w:t>1 1</w:t>
+              <w:t xml:space="preserve">1 </w:t>
+            </w:r>
+            <w:r>
+              <w:rPr>
+                <w:szCs w:val="28"/>
+                <w:lang w:eastAsia="ru-RU"/>
+              </w:rPr>
+              <w:t>4</w:t>
             </w:r>
           </w:p>
         </w:tc>
@@ -4520,9 +4165,9 @@
             <w:r>
               <w:rPr>
                 <w:szCs w:val="28"/>
-                <w:lang w:val="en-US" w:eastAsia="ru-RU"/>
-              </w:rPr>
-              <w:t>20 20</w:t>
+                <w:lang w:eastAsia="ru-RU"/>
+              </w:rPr>
+              <w:t>3 4</w:t>
             </w:r>
           </w:p>
         </w:tc>
@@ -4537,15 +4182,15 @@
               <w:ind w:firstLine="0"/>
               <w:rPr>
                 <w:szCs w:val="28"/>
-                <w:lang w:val="en-US" w:eastAsia="ru-RU"/>
+                <w:lang w:eastAsia="ru-RU"/>
               </w:rPr>
             </w:pPr>
             <w:r>
               <w:rPr>
                 <w:szCs w:val="28"/>
-                <w:lang w:val="en-US" w:eastAsia="ru-RU"/>
-              </w:rPr>
-              <w:t>4 1</w:t>
+                <w:lang w:eastAsia="ru-RU"/>
+              </w:rPr>
+              <w:t>6 4</w:t>
             </w:r>
           </w:p>
         </w:tc>
@@ -5545,6 +5190,7 @@
   <w:style w:type="character" w:default="1" w:styleId="a0">
     <w:name w:val="Default Paragraph Font"/>
     <w:uiPriority w:val="1"/>
+    <w:semiHidden/>
     <w:unhideWhenUsed/>
   </w:style>
   <w:style w:type="table" w:default="1" w:styleId="a1">

--- a/lb1/Pimakhin_Roman_lb1.docx
+++ b/lb1/Pimakhin_Roman_lb1.docx
@@ -10,7 +10,7 @@
           <w:b/>
           <w:caps/>
           <w:szCs w:val="28"/>
-          <w:lang w:val="en-US" w:eastAsia="ru-RU" w:bidi="ar-SA"/>
+          <w:lang w:eastAsia="ru-RU" w:bidi="ar-SA"/>
         </w:rPr>
       </w:pPr>
     </w:p>
@@ -95,7 +95,27 @@
           <w:szCs w:val="28"/>
           <w:lang w:eastAsia="ru-RU" w:bidi="ar-SA"/>
         </w:rPr>
-        <w:t>«ЛЭТИ» им. В.И. Ульянова (Ленина)</w:t>
+        <w:t xml:space="preserve">«ЛЭТИ» им. </w:t>
+      </w:r>
+      <w:proofErr w:type="gramStart"/>
+      <w:r>
+        <w:rPr>
+          <w:b/>
+          <w:caps/>
+          <w:szCs w:val="28"/>
+          <w:lang w:eastAsia="ru-RU" w:bidi="ar-SA"/>
+        </w:rPr>
+        <w:t>В.И.</w:t>
+      </w:r>
+      <w:proofErr w:type="gramEnd"/>
+      <w:r>
+        <w:rPr>
+          <w:b/>
+          <w:caps/>
+          <w:szCs w:val="28"/>
+          <w:lang w:eastAsia="ru-RU" w:bidi="ar-SA"/>
+        </w:rPr>
+        <w:t xml:space="preserve"> Ульянова (Ленина)</w:t>
       </w:r>
     </w:p>
     <w:p>
@@ -515,11 +535,19 @@
                 <w:szCs w:val="28"/>
               </w:rPr>
             </w:pPr>
+            <w:proofErr w:type="spellStart"/>
             <w:r>
               <w:rPr>
                 <w:szCs w:val="28"/>
               </w:rPr>
-              <w:t>Жангиров Т.Р.</w:t>
+              <w:t>Жангиров</w:t>
+            </w:r>
+            <w:proofErr w:type="spellEnd"/>
+            <w:r>
+              <w:rPr>
+                <w:szCs w:val="28"/>
+              </w:rPr>
+              <w:t xml:space="preserve"> Т.Р.</w:t>
             </w:r>
           </w:p>
         </w:tc>
@@ -839,13 +867,59 @@
         </w:rPr>
         <w:t xml:space="preserve"> </w:t>
       </w:r>
-      <w:r>
-        <w:rPr>
-          <w:rFonts w:ascii="Times New Roman" w:hAnsi="Times New Roman" w:cs="Times New Roman"/>
-          <w:sz w:val="28"/>
-          <w:szCs w:val="28"/>
-        </w:rPr>
-        <w:t>Например, столешница размера </w:t>
+      <w:proofErr w:type="spellStart"/>
+      <w:r>
+        <w:rPr>
+          <w:rFonts w:ascii="Times New Roman" w:hAnsi="Times New Roman" w:cs="Times New Roman"/>
+          <w:sz w:val="28"/>
+          <w:szCs w:val="28"/>
+        </w:rPr>
+        <w:t>Например</w:t>
+      </w:r>
+      <w:proofErr w:type="spellEnd"/>
+      <w:r>
+        <w:rPr>
+          <w:rFonts w:ascii="Times New Roman" w:hAnsi="Times New Roman" w:cs="Times New Roman"/>
+          <w:sz w:val="28"/>
+          <w:szCs w:val="28"/>
+        </w:rPr>
+        <w:t xml:space="preserve">, </w:t>
+      </w:r>
+      <w:proofErr w:type="spellStart"/>
+      <w:r>
+        <w:rPr>
+          <w:rFonts w:ascii="Times New Roman" w:hAnsi="Times New Roman" w:cs="Times New Roman"/>
+          <w:sz w:val="28"/>
+          <w:szCs w:val="28"/>
+        </w:rPr>
+        <w:t>столешница</w:t>
+      </w:r>
+      <w:proofErr w:type="spellEnd"/>
+      <w:r>
+        <w:rPr>
+          <w:rFonts w:ascii="Times New Roman" w:hAnsi="Times New Roman" w:cs="Times New Roman"/>
+          <w:sz w:val="28"/>
+          <w:szCs w:val="28"/>
+        </w:rPr>
+        <w:t xml:space="preserve"> </w:t>
+      </w:r>
+      <w:proofErr w:type="spellStart"/>
+      <w:r>
+        <w:rPr>
+          <w:rFonts w:ascii="Times New Roman" w:hAnsi="Times New Roman" w:cs="Times New Roman"/>
+          <w:sz w:val="28"/>
+          <w:szCs w:val="28"/>
+        </w:rPr>
+        <w:t>размера</w:t>
+      </w:r>
+      <w:proofErr w:type="spellEnd"/>
+      <w:r>
+        <w:rPr>
+          <w:rFonts w:ascii="Times New Roman" w:hAnsi="Times New Roman" w:cs="Times New Roman"/>
+          <w:sz w:val="28"/>
+          <w:szCs w:val="28"/>
+        </w:rPr>
+        <w:t> </w:t>
       </w:r>
       <m:oMath>
         <m:r>
@@ -901,7 +975,7 @@
                     <pic:cNvPicPr/>
                   </pic:nvPicPr>
                   <pic:blipFill>
-                    <a:blip r:embed="rId5"/>
+                    <a:blip r:embed="rId7"/>
                     <a:stretch>
                       <a:fillRect/>
                     </a:stretch>
@@ -1159,15 +1233,6 @@
           <w:lang w:val="ru-RU"/>
         </w:rPr>
         <w:br/>
-      </w:r>
-      <w:r>
-        <w:rPr>
-          <w:rFonts w:ascii="Times New Roman" w:hAnsi="Times New Roman" w:cs="Times New Roman"/>
-          <w:sz w:val="28"/>
-          <w:szCs w:val="28"/>
-          <w:lang w:val="ru-RU"/>
-        </w:rPr>
-        <w:lastRenderedPageBreak/>
         <w:t>столешницу(квадрат) заданного размера</w:t>
       </w:r>
       <w:r>
@@ -1230,7 +1295,17 @@
           <w:szCs w:val="28"/>
           <w:lang w:val="ru-RU"/>
         </w:rPr>
-        <w:t>строк, каждая из которых должна содержать три целых числа</w:t>
+        <w:t xml:space="preserve">строк, </w:t>
+      </w:r>
+      <w:r>
+        <w:rPr>
+          <w:rFonts w:ascii="Times New Roman" w:hAnsi="Times New Roman" w:cs="Times New Roman"/>
+          <w:sz w:val="28"/>
+          <w:szCs w:val="28"/>
+          <w:lang w:val="ru-RU"/>
+        </w:rPr>
+        <w:lastRenderedPageBreak/>
+        <w:t>каждая из которых должна содержать три целых числа</w:t>
       </w:r>
       <w:r>
         <w:rPr>
@@ -1725,7 +1800,27 @@
           <w:szCs w:val="28"/>
           <w:lang w:val="ru-RU"/>
         </w:rPr>
-        <w:t>Рекурсивный бэктрекинг. Расширение задачи на прямоугольные поля, рёбра квадратов меньше рёбер поля. Подсчёт количества вариантов покрытия минимальным числом квадратов.</w:t>
+        <w:t xml:space="preserve">Рекурсивный </w:t>
+      </w:r>
+      <w:proofErr w:type="spellStart"/>
+      <w:r>
+        <w:rPr>
+          <w:rFonts w:ascii="Times New Roman" w:hAnsi="Times New Roman" w:cs="Times New Roman"/>
+          <w:sz w:val="28"/>
+          <w:szCs w:val="28"/>
+          <w:lang w:val="ru-RU"/>
+        </w:rPr>
+        <w:t>бэктрекинг</w:t>
+      </w:r>
+      <w:proofErr w:type="spellEnd"/>
+      <w:r>
+        <w:rPr>
+          <w:rFonts w:ascii="Times New Roman" w:hAnsi="Times New Roman" w:cs="Times New Roman"/>
+          <w:sz w:val="28"/>
+          <w:szCs w:val="28"/>
+          <w:lang w:val="ru-RU"/>
+        </w:rPr>
+        <w:t>. Расширение задачи на прямоугольные поля, рёбра квадратов меньше рёбер поля. Подсчёт количества вариантов покрытия минимальным числом квадратов.</w:t>
       </w:r>
     </w:p>
     <w:p>
@@ -1794,7 +1889,27 @@
           <w:szCs w:val="28"/>
           <w:lang w:val="ru-RU"/>
         </w:rPr>
-        <w:t>Для решения задачи используется метод рекурсивного поиска с возвратом (backtracking).</w:t>
+        <w:t>Для решения задачи используется метод рекурсивного поиска с возвратом (</w:t>
+      </w:r>
+      <w:proofErr w:type="spellStart"/>
+      <w:r>
+        <w:rPr>
+          <w:rFonts w:ascii="Times New Roman" w:hAnsi="Times New Roman" w:cs="Times New Roman"/>
+          <w:sz w:val="28"/>
+          <w:szCs w:val="28"/>
+          <w:lang w:val="ru-RU"/>
+        </w:rPr>
+        <w:t>backtracking</w:t>
+      </w:r>
+      <w:proofErr w:type="spellEnd"/>
+      <w:r>
+        <w:rPr>
+          <w:rFonts w:ascii="Times New Roman" w:hAnsi="Times New Roman" w:cs="Times New Roman"/>
+          <w:sz w:val="28"/>
+          <w:szCs w:val="28"/>
+          <w:lang w:val="ru-RU"/>
+        </w:rPr>
+        <w:t>).</w:t>
       </w:r>
       <w:r>
         <w:rPr>
@@ -1898,7 +2013,27 @@
           <w:szCs w:val="28"/>
           <w:lang w:val="ru-RU"/>
         </w:rPr>
-        <w:t>Для хранения текущего состояния поля используется двумерный массив grid размером M×N.</w:t>
+        <w:t xml:space="preserve">Для хранения текущего состояния поля используется двумерный массив </w:t>
+      </w:r>
+      <w:proofErr w:type="spellStart"/>
+      <w:r>
+        <w:rPr>
+          <w:rFonts w:ascii="Times New Roman" w:hAnsi="Times New Roman" w:cs="Times New Roman"/>
+          <w:sz w:val="28"/>
+          <w:szCs w:val="28"/>
+          <w:lang w:val="ru-RU"/>
+        </w:rPr>
+        <w:t>grid</w:t>
+      </w:r>
+      <w:proofErr w:type="spellEnd"/>
+      <w:r>
+        <w:rPr>
+          <w:rFonts w:ascii="Times New Roman" w:hAnsi="Times New Roman" w:cs="Times New Roman"/>
+          <w:sz w:val="28"/>
+          <w:szCs w:val="28"/>
+          <w:lang w:val="ru-RU"/>
+        </w:rPr>
+        <w:t xml:space="preserve"> размером M×N.</w:t>
       </w:r>
       <w:r>
         <w:rPr>
@@ -1992,7 +2127,27 @@
           <w:szCs w:val="28"/>
           <w:lang w:val="ru-RU"/>
         </w:rPr>
-        <w:t>При добавлении квадрата функция set_square изменяет значения соответствующих клеток массива, а после завершения рекурсивного вызова выполняется возврат состояния поля обратно путем заполнения этих клеток нулями.</w:t>
+        <w:t xml:space="preserve">При добавлении квадрата функция </w:t>
+      </w:r>
+      <w:proofErr w:type="spellStart"/>
+      <w:r>
+        <w:rPr>
+          <w:rFonts w:ascii="Times New Roman" w:hAnsi="Times New Roman" w:cs="Times New Roman"/>
+          <w:sz w:val="28"/>
+          <w:szCs w:val="28"/>
+          <w:lang w:val="ru-RU"/>
+        </w:rPr>
+        <w:t>set_square</w:t>
+      </w:r>
+      <w:proofErr w:type="spellEnd"/>
+      <w:r>
+        <w:rPr>
+          <w:rFonts w:ascii="Times New Roman" w:hAnsi="Times New Roman" w:cs="Times New Roman"/>
+          <w:sz w:val="28"/>
+          <w:szCs w:val="28"/>
+          <w:lang w:val="ru-RU"/>
+        </w:rPr>
+        <w:t xml:space="preserve"> изменяет значения соответствующих клеток массива, а после завершения рекурсивного вызова выполняется возврат состояния поля обратно путем заполнения этих клеток нулями.</w:t>
       </w:r>
       <w:r>
         <w:rPr>
@@ -2023,7 +2178,27 @@
           <w:szCs w:val="28"/>
           <w:lang w:val="ru-RU"/>
         </w:rPr>
-        <w:t>Таким образом, массив grid хранит текущее частичное решение на каждом уровне рекурсии.</w:t>
+        <w:t xml:space="preserve">Таким образом, массив </w:t>
+      </w:r>
+      <w:proofErr w:type="spellStart"/>
+      <w:r>
+        <w:rPr>
+          <w:rFonts w:ascii="Times New Roman" w:hAnsi="Times New Roman" w:cs="Times New Roman"/>
+          <w:sz w:val="28"/>
+          <w:szCs w:val="28"/>
+          <w:lang w:val="ru-RU"/>
+        </w:rPr>
+        <w:t>grid</w:t>
+      </w:r>
+      <w:proofErr w:type="spellEnd"/>
+      <w:r>
+        <w:rPr>
+          <w:rFonts w:ascii="Times New Roman" w:hAnsi="Times New Roman" w:cs="Times New Roman"/>
+          <w:sz w:val="28"/>
+          <w:szCs w:val="28"/>
+          <w:lang w:val="ru-RU"/>
+        </w:rPr>
+        <w:t xml:space="preserve"> хранит текущее частичное решение на каждом уровне рекурсии.</w:t>
       </w:r>
       <w:r>
         <w:rPr>
@@ -2064,7 +2239,26 @@
           <w:lang w:val="ru-RU"/>
         </w:rPr>
         <w:br/>
-        <w:t xml:space="preserve">best_square_count </w:t>
+      </w:r>
+      <w:proofErr w:type="spellStart"/>
+      <w:r>
+        <w:rPr>
+          <w:rFonts w:ascii="Times New Roman" w:hAnsi="Times New Roman" w:cs="Times New Roman"/>
+          <w:sz w:val="28"/>
+          <w:szCs w:val="28"/>
+          <w:lang w:val="ru-RU"/>
+        </w:rPr>
+        <w:t>best_square_count</w:t>
+      </w:r>
+      <w:proofErr w:type="spellEnd"/>
+      <w:r>
+        <w:rPr>
+          <w:rFonts w:ascii="Times New Roman" w:hAnsi="Times New Roman" w:cs="Times New Roman"/>
+          <w:sz w:val="28"/>
+          <w:szCs w:val="28"/>
+          <w:lang w:val="ru-RU"/>
+        </w:rPr>
+        <w:t xml:space="preserve"> </w:t>
       </w:r>
       <w:r>
         <w:rPr>
@@ -2093,6 +2287,7 @@
         </w:rPr>
         <w:br/>
       </w:r>
+      <w:proofErr w:type="spellStart"/>
       <w:r>
         <w:rPr>
           <w:rFonts w:ascii="Times New Roman" w:hAnsi="Times New Roman" w:cs="Times New Roman"/>
@@ -2101,7 +2296,17 @@
           <w:lang w:val="ru-RU"/>
         </w:rPr>
         <w:lastRenderedPageBreak/>
-        <w:t xml:space="preserve">solution_amount </w:t>
+        <w:t>solution_amount</w:t>
+      </w:r>
+      <w:proofErr w:type="spellEnd"/>
+      <w:r>
+        <w:rPr>
+          <w:rFonts w:ascii="Times New Roman" w:hAnsi="Times New Roman" w:cs="Times New Roman"/>
+          <w:sz w:val="28"/>
+          <w:szCs w:val="28"/>
+          <w:lang w:val="ru-RU"/>
+        </w:rPr>
+        <w:t xml:space="preserve"> </w:t>
       </w:r>
       <w:r>
         <w:rPr>
@@ -2205,7 +2410,43 @@
           <w:sz w:val="28"/>
           <w:szCs w:val="28"/>
         </w:rPr>
-        <w:t>void backtracking(int squares_count)</w:t>
+        <w:t xml:space="preserve">void </w:t>
+      </w:r>
+      <w:proofErr w:type="gramStart"/>
+      <w:r>
+        <w:rPr>
+          <w:rFonts w:ascii="Times New Roman" w:hAnsi="Times New Roman" w:cs="Times New Roman"/>
+          <w:sz w:val="28"/>
+          <w:szCs w:val="28"/>
+        </w:rPr>
+        <w:t>backtracking(</w:t>
+      </w:r>
+      <w:proofErr w:type="gramEnd"/>
+      <w:r>
+        <w:rPr>
+          <w:rFonts w:ascii="Times New Roman" w:hAnsi="Times New Roman" w:cs="Times New Roman"/>
+          <w:sz w:val="28"/>
+          <w:szCs w:val="28"/>
+        </w:rPr>
+        <w:t xml:space="preserve">int </w:t>
+      </w:r>
+      <w:proofErr w:type="spellStart"/>
+      <w:r>
+        <w:rPr>
+          <w:rFonts w:ascii="Times New Roman" w:hAnsi="Times New Roman" w:cs="Times New Roman"/>
+          <w:sz w:val="28"/>
+          <w:szCs w:val="28"/>
+        </w:rPr>
+        <w:t>squares_count</w:t>
+      </w:r>
+      <w:proofErr w:type="spellEnd"/>
+      <w:r>
+        <w:rPr>
+          <w:rFonts w:ascii="Times New Roman" w:hAnsi="Times New Roman" w:cs="Times New Roman"/>
+          <w:sz w:val="28"/>
+          <w:szCs w:val="28"/>
+        </w:rPr>
+        <w:t>)</w:t>
       </w:r>
     </w:p>
     <w:p>
@@ -2274,7 +2515,26 @@
           <w:lang w:val="ru-RU"/>
         </w:rPr>
         <w:br/>
-        <w:t xml:space="preserve">squares_count </w:t>
+      </w:r>
+      <w:proofErr w:type="spellStart"/>
+      <w:r>
+        <w:rPr>
+          <w:rFonts w:ascii="Times New Roman" w:hAnsi="Times New Roman" w:cs="Times New Roman"/>
+          <w:sz w:val="28"/>
+          <w:szCs w:val="28"/>
+          <w:lang w:val="ru-RU"/>
+        </w:rPr>
+        <w:t>squares_count</w:t>
+      </w:r>
+      <w:proofErr w:type="spellEnd"/>
+      <w:r>
+        <w:rPr>
+          <w:rFonts w:ascii="Times New Roman" w:hAnsi="Times New Roman" w:cs="Times New Roman"/>
+          <w:sz w:val="28"/>
+          <w:szCs w:val="28"/>
+          <w:lang w:val="ru-RU"/>
+        </w:rPr>
+        <w:t xml:space="preserve"> </w:t>
       </w:r>
       <w:r>
         <w:rPr>
@@ -2329,7 +2589,67 @@
           <w:szCs w:val="28"/>
           <w:lang w:val="ru-RU"/>
         </w:rPr>
-        <w:t>ункция не возвращает значение. Она изменяет глобальные переменные best_square_count и solution_amount, а также изменяет состояние поля grid.</w:t>
+        <w:t xml:space="preserve">ункция не возвращает значение. Она изменяет глобальные переменные </w:t>
+      </w:r>
+      <w:proofErr w:type="spellStart"/>
+      <w:r>
+        <w:rPr>
+          <w:rFonts w:ascii="Times New Roman" w:hAnsi="Times New Roman" w:cs="Times New Roman"/>
+          <w:sz w:val="28"/>
+          <w:szCs w:val="28"/>
+          <w:lang w:val="ru-RU"/>
+        </w:rPr>
+        <w:t>best_square_count</w:t>
+      </w:r>
+      <w:proofErr w:type="spellEnd"/>
+      <w:r>
+        <w:rPr>
+          <w:rFonts w:ascii="Times New Roman" w:hAnsi="Times New Roman" w:cs="Times New Roman"/>
+          <w:sz w:val="28"/>
+          <w:szCs w:val="28"/>
+          <w:lang w:val="ru-RU"/>
+        </w:rPr>
+        <w:t xml:space="preserve"> и </w:t>
+      </w:r>
+      <w:proofErr w:type="spellStart"/>
+      <w:r>
+        <w:rPr>
+          <w:rFonts w:ascii="Times New Roman" w:hAnsi="Times New Roman" w:cs="Times New Roman"/>
+          <w:sz w:val="28"/>
+          <w:szCs w:val="28"/>
+          <w:lang w:val="ru-RU"/>
+        </w:rPr>
+        <w:t>solution_amount</w:t>
+      </w:r>
+      <w:proofErr w:type="spellEnd"/>
+      <w:r>
+        <w:rPr>
+          <w:rFonts w:ascii="Times New Roman" w:hAnsi="Times New Roman" w:cs="Times New Roman"/>
+          <w:sz w:val="28"/>
+          <w:szCs w:val="28"/>
+          <w:lang w:val="ru-RU"/>
+        </w:rPr>
+        <w:t xml:space="preserve">, а также изменяет состояние поля </w:t>
+      </w:r>
+      <w:proofErr w:type="spellStart"/>
+      <w:r>
+        <w:rPr>
+          <w:rFonts w:ascii="Times New Roman" w:hAnsi="Times New Roman" w:cs="Times New Roman"/>
+          <w:sz w:val="28"/>
+          <w:szCs w:val="28"/>
+          <w:lang w:val="ru-RU"/>
+        </w:rPr>
+        <w:t>grid</w:t>
+      </w:r>
+      <w:proofErr w:type="spellEnd"/>
+      <w:r>
+        <w:rPr>
+          <w:rFonts w:ascii="Times New Roman" w:hAnsi="Times New Roman" w:cs="Times New Roman"/>
+          <w:sz w:val="28"/>
+          <w:szCs w:val="28"/>
+          <w:lang w:val="ru-RU"/>
+        </w:rPr>
+        <w:t>.</w:t>
       </w:r>
       <w:r>
         <w:rPr>
@@ -2534,7 +2854,43 @@
           <w:lang w:val="ru-RU"/>
         </w:rPr>
         <w:br/>
-        <w:t>6. При возможности размещения квадрат добавляется на поле, вызывается рекурсивная функция, после чего выполняется возврат состояния поля.</w:t>
+        <w:t>6.</w:t>
+      </w:r>
+      <w:r>
+        <w:rPr>
+          <w:rFonts w:ascii="Times New Roman" w:hAnsi="Times New Roman" w:cs="Times New Roman"/>
+          <w:sz w:val="28"/>
+          <w:szCs w:val="28"/>
+          <w:lang w:val="ru-RU"/>
+        </w:rPr>
+        <w:t xml:space="preserve"> П</w:t>
+      </w:r>
+      <w:r>
+        <w:rPr>
+          <w:rFonts w:ascii="Times New Roman" w:hAnsi="Times New Roman" w:cs="Times New Roman"/>
+          <w:sz w:val="28"/>
+          <w:szCs w:val="28"/>
+          <w:lang w:val="ru-RU"/>
+        </w:rPr>
+        <w:t>ри возможности размещения квадрат добавляется на поле,</w:t>
+      </w:r>
+      <w:r>
+        <w:rPr>
+          <w:rFonts w:ascii="Times New Roman" w:hAnsi="Times New Roman" w:cs="Times New Roman"/>
+          <w:sz w:val="28"/>
+          <w:szCs w:val="28"/>
+          <w:lang w:val="ru-RU"/>
+        </w:rPr>
+        <w:t xml:space="preserve"> </w:t>
+      </w:r>
+      <w:r>
+        <w:rPr>
+          <w:rFonts w:ascii="Times New Roman" w:hAnsi="Times New Roman" w:cs="Times New Roman"/>
+          <w:sz w:val="28"/>
+          <w:szCs w:val="28"/>
+          <w:lang w:val="ru-RU"/>
+        </w:rPr>
+        <w:t>вызывается рекурсивная функция, после чего выполняется возврат состояния поля.</w:t>
       </w:r>
     </w:p>
     <w:p>
@@ -2604,7 +2960,6 @@
           <w:szCs w:val="28"/>
           <w:lang w:val="ru-RU"/>
         </w:rPr>
-        <w:lastRenderedPageBreak/>
         <w:t>В общем случае временная сложность имеет оценку:</w:t>
       </w:r>
       <w:r>
@@ -2916,6 +3271,7 @@
           <w:szCs w:val="28"/>
           <w:lang w:val="ru-RU"/>
         </w:rPr>
+        <w:lastRenderedPageBreak/>
         <w:t>Сложность по памяти:</w:t>
       </w:r>
       <w:r>
@@ -2937,16 +3293,37 @@
           <w:rFonts w:ascii="Times New Roman" w:hAnsi="Times New Roman" w:cs="Times New Roman"/>
           <w:sz w:val="28"/>
           <w:szCs w:val="28"/>
-        </w:rPr>
-      </w:pPr>
-      <w:r>
-        <w:rPr>
-          <w:rFonts w:ascii="Times New Roman" w:hAnsi="Times New Roman" w:cs="Times New Roman"/>
-          <w:sz w:val="28"/>
-          <w:szCs w:val="28"/>
-          <w:lang w:val="ru-RU"/>
-        </w:rPr>
-        <w:t>Для хранения состояния поля используется массив grid размером M</w:t>
+          <w:lang w:val="ru-RU"/>
+        </w:rPr>
+      </w:pPr>
+      <w:r>
+        <w:rPr>
+          <w:rFonts w:ascii="Times New Roman" w:hAnsi="Times New Roman" w:cs="Times New Roman"/>
+          <w:sz w:val="28"/>
+          <w:szCs w:val="28"/>
+          <w:lang w:val="ru-RU"/>
+        </w:rPr>
+        <w:t xml:space="preserve">Для хранения состояния поля используется массив </w:t>
+      </w:r>
+      <w:proofErr w:type="spellStart"/>
+      <w:r>
+        <w:rPr>
+          <w:rFonts w:ascii="Times New Roman" w:hAnsi="Times New Roman" w:cs="Times New Roman"/>
+          <w:sz w:val="28"/>
+          <w:szCs w:val="28"/>
+          <w:lang w:val="ru-RU"/>
+        </w:rPr>
+        <w:t>grid</w:t>
+      </w:r>
+      <w:proofErr w:type="spellEnd"/>
+      <w:r>
+        <w:rPr>
+          <w:rFonts w:ascii="Times New Roman" w:hAnsi="Times New Roman" w:cs="Times New Roman"/>
+          <w:sz w:val="28"/>
+          <w:szCs w:val="28"/>
+          <w:lang w:val="ru-RU"/>
+        </w:rPr>
+        <w:t xml:space="preserve"> размером M</w:t>
       </w:r>
       <w:r>
         <w:rPr>
@@ -3432,8 +3809,8 @@
         <w:tblLook w:val="04A0" w:firstRow="1" w:lastRow="0" w:firstColumn="1" w:lastColumn="0" w:noHBand="0" w:noVBand="1"/>
       </w:tblPr>
       <w:tblGrid>
-        <w:gridCol w:w="2797"/>
-        <w:gridCol w:w="5557"/>
+        <w:gridCol w:w="2840"/>
+        <w:gridCol w:w="5682"/>
       </w:tblGrid>
       <w:tr>
         <w:tc>
@@ -3450,13 +3827,31 @@
                 <w:lang w:val="en-US" w:eastAsia="ru-RU"/>
               </w:rPr>
             </w:pPr>
+            <w:proofErr w:type="spellStart"/>
             <w:r>
               <w:rPr>
                 <w:szCs w:val="28"/>
                 <w:lang w:val="en-US" w:eastAsia="ru-RU"/>
               </w:rPr>
-              <w:t>Входные данные</w:t>
+              <w:t>Входные</w:t>
             </w:r>
+            <w:proofErr w:type="spellEnd"/>
+            <w:r>
+              <w:rPr>
+                <w:szCs w:val="28"/>
+                <w:lang w:val="en-US" w:eastAsia="ru-RU"/>
+              </w:rPr>
+              <w:t xml:space="preserve"> </w:t>
+            </w:r>
+            <w:proofErr w:type="spellStart"/>
+            <w:r>
+              <w:rPr>
+                <w:szCs w:val="28"/>
+                <w:lang w:val="en-US" w:eastAsia="ru-RU"/>
+              </w:rPr>
+              <w:t>данные</w:t>
+            </w:r>
+            <w:proofErr w:type="spellEnd"/>
           </w:p>
         </w:tc>
         <w:tc>
@@ -3473,6 +3868,7 @@
                 <w:lang w:val="en-US" w:eastAsia="ru-RU"/>
               </w:rPr>
             </w:pPr>
+            <w:proofErr w:type="spellStart"/>
             <w:r>
               <w:rPr>
                 <w:szCs w:val="28"/>
@@ -3480,6 +3876,7 @@
               </w:rPr>
               <w:t>Вывод</w:t>
             </w:r>
+            <w:proofErr w:type="spellEnd"/>
           </w:p>
         </w:tc>
       </w:tr>
@@ -3499,14 +3896,15 @@
                 <w:lang w:val="en-US" w:eastAsia="ru-RU"/>
               </w:rPr>
             </w:pPr>
+            <w:proofErr w:type="spellStart"/>
             <w:r>
               <w:rPr>
                 <w:szCs w:val="28"/>
                 <w:lang w:val="en-US" w:eastAsia="ru-RU"/>
               </w:rPr>
-              <w:lastRenderedPageBreak/>
               <w:t>Квадрат</w:t>
             </w:r>
+            <w:proofErr w:type="spellEnd"/>
           </w:p>
         </w:tc>
       </w:tr>
@@ -3639,6 +4037,7 @@
                 <w:szCs w:val="28"/>
                 <w:lang w:eastAsia="ru-RU"/>
               </w:rPr>
+              <w:lastRenderedPageBreak/>
               <w:t>8 8</w:t>
             </w:r>
           </w:p>
@@ -3883,6 +4282,7 @@
                 <w:lang w:val="en-US" w:eastAsia="ru-RU"/>
               </w:rPr>
             </w:pPr>
+            <w:proofErr w:type="spellStart"/>
             <w:r>
               <w:rPr>
                 <w:szCs w:val="28"/>
@@ -3890,6 +4290,7 @@
               </w:rPr>
               <w:t>Прямоугольник</w:t>
             </w:r>
+            <w:proofErr w:type="spellEnd"/>
           </w:p>
         </w:tc>
       </w:tr>
@@ -4379,13 +4780,133 @@
       </w:pPr>
     </w:p>
     <w:sectPr>
+      <w:footerReference w:type="default" r:id="rId8"/>
       <w:pgSz w:w="11906" w:h="16838"/>
-      <w:pgMar w:top="1134" w:right="1841" w:bottom="1134" w:left="1701" w:header="708" w:footer="708" w:gutter="0"/>
+      <w:pgMar w:top="1134" w:right="1418" w:bottom="1134" w:left="1701" w:header="709" w:footer="709" w:gutter="0"/>
       <w:cols w:space="708"/>
+      <w:titlePg/>
       <w:docGrid w:linePitch="360"/>
     </w:sectPr>
   </w:body>
 </w:document>
+</file>
+
+<file path=word/endnotes.xml><?xml version="1.0" encoding="utf-8"?>
+<w:endnotes xmlns:wpc="http://schemas.microsoft.com/office/word/2010/wordprocessingCanvas" xmlns:cx="http://schemas.microsoft.com/office/drawing/2014/chartex" xmlns:cx1="http://schemas.microsoft.com/office/drawing/2015/9/8/chartex" xmlns:cx2="http://schemas.microsoft.com/office/drawing/2015/10/21/chartex" xmlns:cx3="http://schemas.microsoft.com/office/drawing/2016/5/9/chartex" xmlns:cx4="http://schemas.microsoft.com/office/drawing/2016/5/10/chartex" xmlns:cx5="http://schemas.microsoft.com/office/drawing/2016/5/11/chartex" xmlns:cx6="http://schemas.microsoft.com/office/drawing/2016/5/12/chartex" xmlns:cx7="http://schemas.microsoft.com/office/drawing/2016/5/13/chartex" xmlns:cx8="http://schemas.microsoft.com/office/drawing/2016/5/14/chartex" xmlns:mc="http://schemas.openxmlformats.org/markup-compatibility/2006" xmlns:aink="http://schemas.microsoft.com/office/drawing/2016/ink" xmlns:am3d="http://schemas.microsoft.com/office/drawing/2017/model3d" xmlns:o="urn:schemas-microsoft-com:office:office" xmlns:oel="http://schemas.microsoft.com/office/2019/extlst" xmlns:r="http://schemas.openxmlformats.org/officeDocument/2006/relationships" xmlns:m="http://schemas.openxmlformats.org/officeDocument/2006/math" xmlns:v="urn:schemas-microsoft-com:vml" xmlns:wp14="http://schemas.microsoft.com/office/word/2010/wordprocessingDrawing" xmlns:wp="http://schemas.openxmlformats.org/drawingml/2006/wordprocessingDrawing" xmlns:w10="urn:schemas-microsoft-com:office:word" xmlns:w="http://schemas.openxmlformats.org/wordprocessingml/2006/main" xmlns:w14="http://schemas.microsoft.com/office/word/2010/wordml" xmlns:w15="http://schemas.microsoft.com/office/word/2012/wordml" xmlns:w16cex="http://schemas.microsoft.com/office/word/2018/wordml/cex" xmlns:w16cid="http://schemas.microsoft.com/office/word/2016/wordml/cid" xmlns:w16="http://schemas.microsoft.com/office/word/2018/wordml" xmlns:w16du="http://schemas.microsoft.com/office/word/2023/wordml/word16du" xmlns:w16sdtdh="http://schemas.microsoft.com/office/word/2020/wordml/sdtdatahash" xmlns:w16sdtfl="http://schemas.microsoft.com/office/word/2024/wordml/sdtformatlock" xmlns:w16se="http://schemas.microsoft.com/office/word/2015/wordml/symex" xmlns:wpg="http://schemas.microsoft.com/office/word/2010/wordprocessingGroup" xmlns:wpi="http://schemas.microsoft.com/office/word/2010/wordprocessingInk" xmlns:wne="http://schemas.microsoft.com/office/word/2006/wordml" xmlns:wps="http://schemas.microsoft.com/office/word/2010/wordprocessingShape" mc:Ignorable="w14 w15 w16se w16cid w16 w16cex w16sdtdh w16sdtfl w16du wp14">
+  <w:endnote w:type="separator" w:id="-1">
+    <w:p>
+      <w:r>
+        <w:separator/>
+      </w:r>
+    </w:p>
+  </w:endnote>
+  <w:endnote w:type="continuationSeparator" w:id="0">
+    <w:p>
+      <w:r>
+        <w:continuationSeparator/>
+      </w:r>
+    </w:p>
+  </w:endnote>
+</w:endnotes>
+</file>
+
+<file path=word/footer1.xml><?xml version="1.0" encoding="utf-8"?>
+<w:ftr xmlns:wpc="http://schemas.microsoft.com/office/word/2010/wordprocessingCanvas" xmlns:cx="http://schemas.microsoft.com/office/drawing/2014/chartex" xmlns:cx1="http://schemas.microsoft.com/office/drawing/2015/9/8/chartex" xmlns:cx2="http://schemas.microsoft.com/office/drawing/2015/10/21/chartex" xmlns:cx3="http://schemas.microsoft.com/office/drawing/2016/5/9/chartex" xmlns:cx4="http://schemas.microsoft.com/office/drawing/2016/5/10/chartex" xmlns:cx5="http://schemas.microsoft.com/office/drawing/2016/5/11/chartex" xmlns:cx6="http://schemas.microsoft.com/office/drawing/2016/5/12/chartex" xmlns:cx7="http://schemas.microsoft.com/office/drawing/2016/5/13/chartex" xmlns:cx8="http://schemas.microsoft.com/office/drawing/2016/5/14/chartex" xmlns:mc="http://schemas.openxmlformats.org/markup-compatibility/2006" xmlns:aink="http://schemas.microsoft.com/office/drawing/2016/ink" xmlns:am3d="http://schemas.microsoft.com/office/drawing/2017/model3d" xmlns:o="urn:schemas-microsoft-com:office:office" xmlns:oel="http://schemas.microsoft.com/office/2019/extlst" xmlns:r="http://schemas.openxmlformats.org/officeDocument/2006/relationships" xmlns:m="http://schemas.openxmlformats.org/officeDocument/2006/math" xmlns:v="urn:schemas-microsoft-com:vml" xmlns:wp14="http://schemas.microsoft.com/office/word/2010/wordprocessingDrawing" xmlns:wp="http://schemas.openxmlformats.org/drawingml/2006/wordprocessingDrawing" xmlns:w10="urn:schemas-microsoft-com:office:word" xmlns:w="http://schemas.openxmlformats.org/wordprocessingml/2006/main" xmlns:w14="http://schemas.microsoft.com/office/word/2010/wordml" xmlns:w15="http://schemas.microsoft.com/office/word/2012/wordml" xmlns:w16cex="http://schemas.microsoft.com/office/word/2018/wordml/cex" xmlns:w16cid="http://schemas.microsoft.com/office/word/2016/wordml/cid" xmlns:w16="http://schemas.microsoft.com/office/word/2018/wordml" xmlns:w16du="http://schemas.microsoft.com/office/word/2023/wordml/word16du" xmlns:w16sdtdh="http://schemas.microsoft.com/office/word/2020/wordml/sdtdatahash" xmlns:w16sdtfl="http://schemas.microsoft.com/office/word/2024/wordml/sdtformatlock" xmlns:w16se="http://schemas.microsoft.com/office/word/2015/wordml/symex" xmlns:wpg="http://schemas.microsoft.com/office/word/2010/wordprocessingGroup" xmlns:wpi="http://schemas.microsoft.com/office/word/2010/wordprocessingInk" xmlns:wne="http://schemas.microsoft.com/office/word/2006/wordml" xmlns:wps="http://schemas.microsoft.com/office/word/2010/wordprocessingShape" mc:Ignorable="w14 w15 w16se w16cid w16 w16cex w16sdtdh w16sdtfl w16du wp14">
+  <w:sdt>
+    <w:sdtPr>
+      <w:id w:val="1027217859"/>
+      <w:docPartObj>
+        <w:docPartGallery w:val="Page Numbers (Bottom of Page)"/>
+        <w:docPartUnique/>
+      </w:docPartObj>
+    </w:sdtPr>
+    <w:sdtEndPr>
+      <w:rPr>
+        <w:rFonts w:ascii="Times New Roman" w:hAnsi="Times New Roman" w:cs="Times New Roman"/>
+        <w:sz w:val="28"/>
+        <w:szCs w:val="28"/>
+      </w:rPr>
+    </w:sdtEndPr>
+    <w:sdtContent>
+      <w:p>
+        <w:pPr>
+          <w:pStyle w:val="af0"/>
+          <w:jc w:val="right"/>
+          <w:rPr>
+            <w:rFonts w:ascii="Times New Roman" w:hAnsi="Times New Roman" w:cs="Times New Roman"/>
+            <w:sz w:val="28"/>
+            <w:szCs w:val="28"/>
+          </w:rPr>
+        </w:pPr>
+        <w:r>
+          <w:rPr>
+            <w:rFonts w:ascii="Times New Roman" w:hAnsi="Times New Roman" w:cs="Times New Roman"/>
+            <w:sz w:val="28"/>
+            <w:szCs w:val="28"/>
+          </w:rPr>
+          <w:fldChar w:fldCharType="begin"/>
+        </w:r>
+        <w:r>
+          <w:rPr>
+            <w:rFonts w:ascii="Times New Roman" w:hAnsi="Times New Roman" w:cs="Times New Roman"/>
+            <w:sz w:val="28"/>
+            <w:szCs w:val="28"/>
+          </w:rPr>
+          <w:instrText>PAGE   \* MERGEFORMAT</w:instrText>
+        </w:r>
+        <w:r>
+          <w:rPr>
+            <w:rFonts w:ascii="Times New Roman" w:hAnsi="Times New Roman" w:cs="Times New Roman"/>
+            <w:sz w:val="28"/>
+            <w:szCs w:val="28"/>
+          </w:rPr>
+          <w:fldChar w:fldCharType="separate"/>
+        </w:r>
+        <w:r>
+          <w:rPr>
+            <w:rFonts w:ascii="Times New Roman" w:hAnsi="Times New Roman" w:cs="Times New Roman"/>
+            <w:sz w:val="28"/>
+            <w:szCs w:val="28"/>
+            <w:lang w:val="ru-RU"/>
+          </w:rPr>
+          <w:t>2</w:t>
+        </w:r>
+        <w:r>
+          <w:rPr>
+            <w:rFonts w:ascii="Times New Roman" w:hAnsi="Times New Roman" w:cs="Times New Roman"/>
+            <w:sz w:val="28"/>
+            <w:szCs w:val="28"/>
+          </w:rPr>
+          <w:fldChar w:fldCharType="end"/>
+        </w:r>
+      </w:p>
+    </w:sdtContent>
+  </w:sdt>
+  <w:p>
+    <w:pPr>
+      <w:pStyle w:val="af0"/>
+    </w:pPr>
+  </w:p>
+</w:ftr>
+</file>
+
+<file path=word/footnotes.xml><?xml version="1.0" encoding="utf-8"?>
+<w:footnotes xmlns:wpc="http://schemas.microsoft.com/office/word/2010/wordprocessingCanvas" xmlns:cx="http://schemas.microsoft.com/office/drawing/2014/chartex" xmlns:cx1="http://schemas.microsoft.com/office/drawing/2015/9/8/chartex" xmlns:cx2="http://schemas.microsoft.com/office/drawing/2015/10/21/chartex" xmlns:cx3="http://schemas.microsoft.com/office/drawing/2016/5/9/chartex" xmlns:cx4="http://schemas.microsoft.com/office/drawing/2016/5/10/chartex" xmlns:cx5="http://schemas.microsoft.com/office/drawing/2016/5/11/chartex" xmlns:cx6="http://schemas.microsoft.com/office/drawing/2016/5/12/chartex" xmlns:cx7="http://schemas.microsoft.com/office/drawing/2016/5/13/chartex" xmlns:cx8="http://schemas.microsoft.com/office/drawing/2016/5/14/chartex" xmlns:mc="http://schemas.openxmlformats.org/markup-compatibility/2006" xmlns:aink="http://schemas.microsoft.com/office/drawing/2016/ink" xmlns:am3d="http://schemas.microsoft.com/office/drawing/2017/model3d" xmlns:o="urn:schemas-microsoft-com:office:office" xmlns:oel="http://schemas.microsoft.com/office/2019/extlst" xmlns:r="http://schemas.openxmlformats.org/officeDocument/2006/relationships" xmlns:m="http://schemas.openxmlformats.org/officeDocument/2006/math" xmlns:v="urn:schemas-microsoft-com:vml" xmlns:wp14="http://schemas.microsoft.com/office/word/2010/wordprocessingDrawing" xmlns:wp="http://schemas.openxmlformats.org/drawingml/2006/wordprocessingDrawing" xmlns:w10="urn:schemas-microsoft-com:office:word" xmlns:w="http://schemas.openxmlformats.org/wordprocessingml/2006/main" xmlns:w14="http://schemas.microsoft.com/office/word/2010/wordml" xmlns:w15="http://schemas.microsoft.com/office/word/2012/wordml" xmlns:w16cex="http://schemas.microsoft.com/office/word/2018/wordml/cex" xmlns:w16cid="http://schemas.microsoft.com/office/word/2016/wordml/cid" xmlns:w16="http://schemas.microsoft.com/office/word/2018/wordml" xmlns:w16du="http://schemas.microsoft.com/office/word/2023/wordml/word16du" xmlns:w16sdtdh="http://schemas.microsoft.com/office/word/2020/wordml/sdtdatahash" xmlns:w16sdtfl="http://schemas.microsoft.com/office/word/2024/wordml/sdtformatlock" xmlns:w16se="http://schemas.microsoft.com/office/word/2015/wordml/symex" xmlns:wpg="http://schemas.microsoft.com/office/word/2010/wordprocessingGroup" xmlns:wpi="http://schemas.microsoft.com/office/word/2010/wordprocessingInk" xmlns:wne="http://schemas.microsoft.com/office/word/2006/wordml" xmlns:wps="http://schemas.microsoft.com/office/word/2010/wordprocessingShape" mc:Ignorable="w14 w15 w16se w16cid w16 w16cex w16sdtdh w16sdtfl w16du wp14">
+  <w:footnote w:type="separator" w:id="-1">
+    <w:p>
+      <w:r>
+        <w:separator/>
+      </w:r>
+    </w:p>
+  </w:footnote>
+  <w:footnote w:type="continuationSeparator" w:id="0">
+    <w:p>
+      <w:r>
+        <w:continuationSeparator/>
+      </w:r>
+    </w:p>
+  </w:footnote>
+</w:footnotes>
 </file>
 
 <file path=word/numbering.xml><?xml version="1.0" encoding="utf-8"?>
@@ -5614,6 +6135,64 @@
       </w:tblBorders>
     </w:tblPr>
   </w:style>
+  <w:style w:type="paragraph" w:styleId="ae">
+    <w:name w:val="header"/>
+    <w:basedOn w:val="a"/>
+    <w:link w:val="af"/>
+    <w:uiPriority w:val="99"/>
+    <w:unhideWhenUsed/>
+    <w:rsid w:val="0091335B"/>
+    <w:pPr>
+      <w:tabs>
+        <w:tab w:val="center" w:pos="4677"/>
+        <w:tab w:val="right" w:pos="9355"/>
+      </w:tabs>
+    </w:pPr>
+  </w:style>
+  <w:style w:type="character" w:customStyle="1" w:styleId="af">
+    <w:name w:val="Верхний колонтитул Знак"/>
+    <w:basedOn w:val="a0"/>
+    <w:link w:val="ae"/>
+    <w:uiPriority w:val="99"/>
+    <w:rsid w:val="0091335B"/>
+    <w:rPr>
+      <w:rFonts w:eastAsiaTheme="minorEastAsia"/>
+      <w:kern w:val="0"/>
+      <w:sz w:val="20"/>
+      <w:szCs w:val="20"/>
+      <w:lang w:val="en-US" w:eastAsia="zh-CN"/>
+      <w14:ligatures w14:val="none"/>
+    </w:rPr>
+  </w:style>
+  <w:style w:type="paragraph" w:styleId="af0">
+    <w:name w:val="footer"/>
+    <w:basedOn w:val="a"/>
+    <w:link w:val="af1"/>
+    <w:uiPriority w:val="99"/>
+    <w:unhideWhenUsed/>
+    <w:rsid w:val="0091335B"/>
+    <w:pPr>
+      <w:tabs>
+        <w:tab w:val="center" w:pos="4677"/>
+        <w:tab w:val="right" w:pos="9355"/>
+      </w:tabs>
+    </w:pPr>
+  </w:style>
+  <w:style w:type="character" w:customStyle="1" w:styleId="af1">
+    <w:name w:val="Нижний колонтитул Знак"/>
+    <w:basedOn w:val="a0"/>
+    <w:link w:val="af0"/>
+    <w:uiPriority w:val="99"/>
+    <w:rsid w:val="0091335B"/>
+    <w:rPr>
+      <w:rFonts w:eastAsiaTheme="minorEastAsia"/>
+      <w:kern w:val="0"/>
+      <w:sz w:val="20"/>
+      <w:szCs w:val="20"/>
+      <w:lang w:val="en-US" w:eastAsia="zh-CN"/>
+      <w14:ligatures w14:val="none"/>
+    </w:rPr>
+  </w:style>
 </w:styles>
 </file>
 
